--- a/klagomål/A 9569-2026 FSC-klagomål.docx
+++ b/klagomål/A 9569-2026 FSC-klagomål.docx
@@ -742,7 +742,7 @@
     <w:r>
       <w:tab/>
       <w:tab/>
-      <w:t>2026-03-01</w:t>
+      <w:t>2026-03-02</w:t>
       <w:br/>
       <w:br/>
     </w:r>

--- a/klagomål/A 9569-2026 FSC-klagomål.docx
+++ b/klagomål/A 9569-2026 FSC-klagomål.docx
@@ -742,7 +742,7 @@
     <w:r>
       <w:tab/>
       <w:tab/>
-      <w:t>2026-03-02</w:t>
+      <w:t>2026-03-03</w:t>
       <w:br/>
       <w:br/>
     </w:r>

--- a/klagomål/A 9569-2026 FSC-klagomål.docx
+++ b/klagomål/A 9569-2026 FSC-klagomål.docx
@@ -742,7 +742,7 @@
     <w:r>
       <w:tab/>
       <w:tab/>
-      <w:t>2026-03-03</w:t>
+      <w:t>2026-03-04</w:t>
       <w:br/>
       <w:br/>
     </w:r>

--- a/klagomål/A 9569-2026 FSC-klagomål.docx
+++ b/klagomål/A 9569-2026 FSC-klagomål.docx
@@ -742,7 +742,7 @@
     <w:r>
       <w:tab/>
       <w:tab/>
-      <w:t>2026-03-04</w:t>
+      <w:t>2026-03-05</w:t>
       <w:br/>
       <w:br/>
     </w:r>

--- a/klagomål/A 9569-2026 FSC-klagomål.docx
+++ b/klagomål/A 9569-2026 FSC-klagomål.docx
@@ -742,7 +742,7 @@
     <w:r>
       <w:tab/>
       <w:tab/>
-      <w:t>2026-03-05</w:t>
+      <w:t>2026-03-06</w:t>
       <w:br/>
       <w:br/>
     </w:r>

--- a/klagomål/A 9569-2026 FSC-klagomål.docx
+++ b/klagomål/A 9569-2026 FSC-klagomål.docx
@@ -742,7 +742,7 @@
     <w:r>
       <w:tab/>
       <w:tab/>
-      <w:t>2026-03-06</w:t>
+      <w:t>2026-03-07</w:t>
       <w:br/>
       <w:br/>
     </w:r>

--- a/klagomål/A 9569-2026 FSC-klagomål.docx
+++ b/klagomål/A 9569-2026 FSC-klagomål.docx
@@ -742,7 +742,7 @@
     <w:r>
       <w:tab/>
       <w:tab/>
-      <w:t>2026-03-07</w:t>
+      <w:t>2026-03-08</w:t>
       <w:br/>
       <w:br/>
     </w:r>

--- a/klagomål/A 9569-2026 FSC-klagomål.docx
+++ b/klagomål/A 9569-2026 FSC-klagomål.docx
@@ -742,7 +742,7 @@
     <w:r>
       <w:tab/>
       <w:tab/>
-      <w:t>2026-03-08</w:t>
+      <w:t>2026-03-09</w:t>
       <w:br/>
       <w:br/>
     </w:r>

--- a/klagomål/A 9569-2026 FSC-klagomål.docx
+++ b/klagomål/A 9569-2026 FSC-klagomål.docx
@@ -742,7 +742,7 @@
     <w:r>
       <w:tab/>
       <w:tab/>
-      <w:t>2026-03-09</w:t>
+      <w:t>2026-03-10</w:t>
       <w:br/>
       <w:br/>
     </w:r>

--- a/klagomål/A 9569-2026 FSC-klagomål.docx
+++ b/klagomål/A 9569-2026 FSC-klagomål.docx
@@ -742,7 +742,7 @@
     <w:r>
       <w:tab/>
       <w:tab/>
-      <w:t>2026-03-10</w:t>
+      <w:t>2026-03-11</w:t>
       <w:br/>
       <w:br/>
     </w:r>

--- a/klagomål/A 9569-2026 FSC-klagomål.docx
+++ b/klagomål/A 9569-2026 FSC-klagomål.docx
@@ -742,7 +742,7 @@
     <w:r>
       <w:tab/>
       <w:tab/>
-      <w:t>2026-03-11</w:t>
+      <w:t>2026-03-12</w:t>
       <w:br/>
       <w:br/>
     </w:r>

--- a/klagomål/A 9569-2026 FSC-klagomål.docx
+++ b/klagomål/A 9569-2026 FSC-klagomål.docx
@@ -742,7 +742,7 @@
     <w:r>
       <w:tab/>
       <w:tab/>
-      <w:t>2026-03-12</w:t>
+      <w:t>2026-03-13</w:t>
       <w:br/>
       <w:br/>
     </w:r>

--- a/klagomål/A 9569-2026 FSC-klagomål.docx
+++ b/klagomål/A 9569-2026 FSC-klagomål.docx
@@ -742,7 +742,7 @@
     <w:r>
       <w:tab/>
       <w:tab/>
-      <w:t>2026-03-13</w:t>
+      <w:t>2026-03-16</w:t>
       <w:br/>
       <w:br/>
     </w:r>

--- a/klagomål/A 9569-2026 FSC-klagomål.docx
+++ b/klagomål/A 9569-2026 FSC-klagomål.docx
@@ -742,7 +742,7 @@
     <w:r>
       <w:tab/>
       <w:tab/>
-      <w:t>2026-03-16</w:t>
+      <w:t>2026-03-17</w:t>
       <w:br/>
       <w:br/>
     </w:r>

--- a/klagomål/A 9569-2026 FSC-klagomål.docx
+++ b/klagomål/A 9569-2026 FSC-klagomål.docx
@@ -742,7 +742,7 @@
     <w:r>
       <w:tab/>
       <w:tab/>
-      <w:t>2026-03-17</w:t>
+      <w:t>2026-03-18</w:t>
       <w:br/>
       <w:br/>
     </w:r>

--- a/klagomål/A 9569-2026 FSC-klagomål.docx
+++ b/klagomål/A 9569-2026 FSC-klagomål.docx
@@ -742,7 +742,7 @@
     <w:r>
       <w:tab/>
       <w:tab/>
-      <w:t>2026-03-18</w:t>
+      <w:t>2026-03-19</w:t>
       <w:br/>
       <w:br/>
     </w:r>

--- a/klagomål/A 9569-2026 FSC-klagomål.docx
+++ b/klagomål/A 9569-2026 FSC-klagomål.docx
@@ -742,7 +742,7 @@
     <w:r>
       <w:tab/>
       <w:tab/>
-      <w:t>2026-03-19</w:t>
+      <w:t>2026-03-20</w:t>
       <w:br/>
       <w:br/>
     </w:r>

--- a/klagomål/A 9569-2026 FSC-klagomål.docx
+++ b/klagomål/A 9569-2026 FSC-klagomål.docx
@@ -742,7 +742,7 @@
     <w:r>
       <w:tab/>
       <w:tab/>
-      <w:t>2026-03-20</w:t>
+      <w:t>2026-03-21</w:t>
       <w:br/>
       <w:br/>
     </w:r>

--- a/klagomål/A 9569-2026 FSC-klagomål.docx
+++ b/klagomål/A 9569-2026 FSC-klagomål.docx
@@ -742,7 +742,7 @@
     <w:r>
       <w:tab/>
       <w:tab/>
-      <w:t>2026-03-21</w:t>
+      <w:t>2026-03-22</w:t>
       <w:br/>
       <w:br/>
     </w:r>

--- a/klagomål/A 9569-2026 FSC-klagomål.docx
+++ b/klagomål/A 9569-2026 FSC-klagomål.docx
@@ -742,7 +742,7 @@
     <w:r>
       <w:tab/>
       <w:tab/>
-      <w:t>2026-03-22</w:t>
+      <w:t>2026-03-23</w:t>
       <w:br/>
       <w:br/>
     </w:r>

--- a/klagomål/A 9569-2026 FSC-klagomål.docx
+++ b/klagomål/A 9569-2026 FSC-klagomål.docx
@@ -742,7 +742,7 @@
     <w:r>
       <w:tab/>
       <w:tab/>
-      <w:t>2026-03-23</w:t>
+      <w:t>2026-03-24</w:t>
       <w:br/>
       <w:br/>
     </w:r>

--- a/klagomål/A 9569-2026 FSC-klagomål.docx
+++ b/klagomål/A 9569-2026 FSC-klagomål.docx
@@ -742,7 +742,7 @@
     <w:r>
       <w:tab/>
       <w:tab/>
-      <w:t>2026-03-24</w:t>
+      <w:t>2026-03-25</w:t>
       <w:br/>
       <w:br/>
     </w:r>

--- a/klagomål/A 9569-2026 FSC-klagomål.docx
+++ b/klagomål/A 9569-2026 FSC-klagomål.docx
@@ -742,7 +742,7 @@
     <w:r>
       <w:tab/>
       <w:tab/>
-      <w:t>2026-03-25</w:t>
+      <w:t>2026-03-26</w:t>
       <w:br/>
       <w:br/>
     </w:r>

--- a/klagomål/A 9569-2026 FSC-klagomål.docx
+++ b/klagomål/A 9569-2026 FSC-klagomål.docx
@@ -742,7 +742,7 @@
     <w:r>
       <w:tab/>
       <w:tab/>
-      <w:t>2026-03-26</w:t>
+      <w:t>2026-03-27</w:t>
       <w:br/>
       <w:br/>
     </w:r>

--- a/klagomål/A 9569-2026 FSC-klagomål.docx
+++ b/klagomål/A 9569-2026 FSC-klagomål.docx
@@ -742,7 +742,7 @@
     <w:r>
       <w:tab/>
       <w:tab/>
-      <w:t>2026-03-27</w:t>
+      <w:t>2026-03-28</w:t>
       <w:br/>
       <w:br/>
     </w:r>

--- a/klagomål/A 9569-2026 FSC-klagomål.docx
+++ b/klagomål/A 9569-2026 FSC-klagomål.docx
@@ -742,7 +742,7 @@
     <w:r>
       <w:tab/>
       <w:tab/>
-      <w:t>2026-03-28</w:t>
+      <w:t>2026-03-29</w:t>
       <w:br/>
       <w:br/>
     </w:r>

--- a/klagomål/A 9569-2026 FSC-klagomål.docx
+++ b/klagomål/A 9569-2026 FSC-klagomål.docx
@@ -742,7 +742,7 @@
     <w:r>
       <w:tab/>
       <w:tab/>
-      <w:t>2026-03-29</w:t>
+      <w:t>2026-03-30</w:t>
       <w:br/>
       <w:br/>
     </w:r>

--- a/klagomål/A 9569-2026 FSC-klagomål.docx
+++ b/klagomål/A 9569-2026 FSC-klagomål.docx
@@ -742,7 +742,7 @@
     <w:r>
       <w:tab/>
       <w:tab/>
-      <w:t>2026-03-30</w:t>
+      <w:t>2026-03-31</w:t>
       <w:br/>
       <w:br/>
     </w:r>

--- a/klagomål/A 9569-2026 FSC-klagomål.docx
+++ b/klagomål/A 9569-2026 FSC-klagomål.docx
@@ -742,7 +742,7 @@
     <w:r>
       <w:tab/>
       <w:tab/>
-      <w:t>2026-03-31</w:t>
+      <w:t>2026-04-01</w:t>
       <w:br/>
       <w:br/>
     </w:r>

--- a/klagomål/A 9569-2026 FSC-klagomål.docx
+++ b/klagomål/A 9569-2026 FSC-klagomål.docx
@@ -742,7 +742,7 @@
     <w:r>
       <w:tab/>
       <w:tab/>
-      <w:t>2026-04-01</w:t>
+      <w:t>2026-04-02</w:t>
       <w:br/>
       <w:br/>
     </w:r>

--- a/klagomål/A 9569-2026 FSC-klagomål.docx
+++ b/klagomål/A 9569-2026 FSC-klagomål.docx
@@ -742,7 +742,7 @@
     <w:r>
       <w:tab/>
       <w:tab/>
-      <w:t>2026-04-02</w:t>
+      <w:t>2026-04-03</w:t>
       <w:br/>
       <w:br/>
     </w:r>

--- a/klagomål/A 9569-2026 FSC-klagomål.docx
+++ b/klagomål/A 9569-2026 FSC-klagomål.docx
@@ -742,7 +742,7 @@
     <w:r>
       <w:tab/>
       <w:tab/>
-      <w:t>2026-04-03</w:t>
+      <w:t>2026-04-04</w:t>
       <w:br/>
       <w:br/>
     </w:r>

--- a/klagomål/A 9569-2026 FSC-klagomål.docx
+++ b/klagomål/A 9569-2026 FSC-klagomål.docx
@@ -742,7 +742,7 @@
     <w:r>
       <w:tab/>
       <w:tab/>
-      <w:t>2026-04-04</w:t>
+      <w:t>2026-04-05</w:t>
       <w:br/>
       <w:br/>
     </w:r>

--- a/klagomål/A 9569-2026 FSC-klagomål.docx
+++ b/klagomål/A 9569-2026 FSC-klagomål.docx
@@ -742,7 +742,7 @@
     <w:r>
       <w:tab/>
       <w:tab/>
-      <w:t>2026-04-05</w:t>
+      <w:t>2026-04-06</w:t>
       <w:br/>
       <w:br/>
     </w:r>

--- a/klagomål/A 9569-2026 FSC-klagomål.docx
+++ b/klagomål/A 9569-2026 FSC-klagomål.docx
@@ -251,10 +251,10 @@
         <w:rPr>
           <w:b/>
         </w:rPr>
-        <w:t xml:space="preserve">Gyllenfingersvamp (VU) </w:t>
+        <w:t xml:space="preserve">Gyllenfingersvamp (EN) </w:t>
       </w:r>
       <w:r>
-        <w:t>är en sällsynt svamp som</w:t>
+        <w:t>är en sällsynt och starkt hotad svamp som</w:t>
       </w:r>
       <w:r>
         <w:rPr>
@@ -272,7 +272,7 @@
         <w:t xml:space="preserve"> </w:t>
       </w:r>
       <w:r>
-        <w:t>Som naturvårdsindikator är gyllenfingersvamp en ”toppart”. Den är mycket känslig för skogsbruksåtgärder och är aldrig påträffad i sekundärskog. Artens koppling till produktiva äldre granskogar med hög bonitet gör den särskilt utsatt för slutavverkning. Total population i landet bedöms ha minskat kraftigt och fortsatt minska, huvudsakligen p.g.a. slutavverkningar av äldre kontinuitetsskog. Samtliga lokaler bör undantas från rationellt skogsbruk och kalkbarrskogar med gyllenfingersvamp bör få områdesskydd. Arten är placerad högst upp i Skogsstyrelsens värdepyramid för bedömning av skog med höga naturvärden (SLU Artdatabanken, 2024; Nitare &amp; Skogsstyrelsen, 2019).</w:t>
+        <w:t>Som naturvårdsindikator är gyllenfingersvamp en ”toppart”. Den är mycket känslig för skogsbruksåtgärder och är aldrig påträffad i sekundärskog. Artens koppling till produktiva äldre granskogar med hög bonitet gör den särskilt utsatt för slutavverkning. Total population i landet bedöms ha minskat kraftigt och fortsatt minska, huvudsakligen p.g.a. slutavverkningar av äldre kontinuitetsskog. Samtliga lokaler bör undantas från rationellt skogsbruk och kalkbarrskogar med gyllenfingersvamp bör få områdesskydd. Arten är placerad högst upp i Skogsstyrelsens värdepyramid för bedömning av skog med höga naturvärden (SLU Artdatabanken, 2026; Nitare &amp; Skogsstyrelsen, 2019).</w:t>
       </w:r>
     </w:p>
     <w:p>
@@ -280,10 +280,10 @@
         <w:rPr>
           <w:b/>
         </w:rPr>
-        <w:t xml:space="preserve">Koppartaggsvamp (VU) </w:t>
+        <w:t xml:space="preserve">Koppartaggsvamp (EN) </w:t>
       </w:r>
       <w:r>
-        <w:t>bildar mykorrhiza med gran i örtrik äldre granskog på kalkrik mark. Arten är en mycket bra indikator på skyddsvärda kalkgranskogar och påfallande ofta växer den tillsammans med raggtaggsvamp (EN). Arten ingår i ett åtgärdsprogram för hotade arter (ÅGP) och dess långsiktiga överlevnad säkras genom att växtplatserna undantas från avverkning (SLU Artdatabanken, 2024; Nitare &amp; Skogsstyrelsen, 2019).</w:t>
+        <w:t>är en starkt hotad svamp som bildar mykorrhiza med gran i örtrik äldre granskog på kalkrik mark. Arten är en mycket bra indikator på skyddsvärda kalkgranskogar och påfallande ofta växer den tillsammans med raggtaggsvamp (EN). Koppartaggsvamp ingår i ett åtgärdsprogram för hotade arter (ÅGP) och dess långsiktiga överlevnad säkras genom att växtplatserna undantas från avverkning. Den totala populationen i landet har minskat kraftigt och minskningstakten, som uppgår till 50 (30–70) % inom 50 år, överstiger gränsvärdet för starkt hotad (EN) (SLU Artdatabanken, 2026; Nitare &amp; Skogsstyrelsen, 2019; Nitare, 2006).</w:t>
       </w:r>
     </w:p>
     <w:p>
@@ -295,6 +295,17 @@
       </w:r>
       <w:r>
         <w:t xml:space="preserve"> växer uteslutande på näringsrik och kalkhaltig skogsmark där den huvudsakligen bildar mykorrhiza med gran och tall. Svampen är en typisk representant för kalkgranskogens särpräglade och rika svampflora. Kalavverkning är ett hot mot arten, eftersom den sannolikt kräver lång kontinuitet av äldre träd. Populationerna i landet bedöms därför minska beroende på slutavverkning av äldre barrskog på kalkhaltig mark (SLU Artdatabanken, 2024; Nitare &amp; Skogsstyrelsen, 2019).</w:t>
+      </w:r>
+    </w:p>
+    <w:p>
+      <w:r>
+        <w:rPr>
+          <w:b/>
+        </w:rPr>
+        <w:t xml:space="preserve">Skarp dropptaggsvamp (NT) </w:t>
+      </w:r>
+      <w:r>
+        <w:t>bildar mykorrhiza med både gran och tall, främst i barrskogar med trädkontinuitet. Arten uppträder dels i näringsrik kalkbarrskog och dels i sur lavtallskog. Kalkbarrskogarna är ofta grandominerade, olikåldriga och skiktade på frisk mark med ett örtrikt vegetationsskikt. Lavtallskogarna är i regel magra, torra, ljusöppna och ofta brandpräglade. Den totala populationen i landet har minskat och bedöms fortsätta minska till följd av avverkning av äldre barrskogar. Arten har begränsad förmåga att återetablera sig efter slutavverkning eller andra storskaliga skogsbruksåtgärder. Det saknas indikationer på att arten långsiktigt kan etablera eller reproducera sig i skogsbestånd som brukas med metoder som trakthyggesbruk, markberedning, gödsling eller föryngring med förädlat plantmaterial. Minskningstakten för den svenska populationen bedöms vara nära gränsvärdet för Sårbar (VU) (SLU Artdatabanken, 2026).</w:t>
       </w:r>
     </w:p>
     <w:p>
@@ -742,7 +753,7 @@
     <w:r>
       <w:tab/>
       <w:tab/>
-      <w:t>2026-04-06</w:t>
+      <w:t>2026-04-07</w:t>
       <w:br/>
       <w:br/>
     </w:r>

--- a/klagomål/A 9569-2026 FSC-klagomål.docx
+++ b/klagomål/A 9569-2026 FSC-klagomål.docx
@@ -753,7 +753,7 @@
     <w:r>
       <w:tab/>
       <w:tab/>
-      <w:t>2026-04-07</w:t>
+      <w:t>2026-04-08</w:t>
       <w:br/>
       <w:br/>
     </w:r>

--- a/klagomål/A 9569-2026 FSC-klagomål.docx
+++ b/klagomål/A 9569-2026 FSC-klagomål.docx
@@ -753,7 +753,7 @@
     <w:r>
       <w:tab/>
       <w:tab/>
-      <w:t>2026-04-08</w:t>
+      <w:t>2026-04-09</w:t>
       <w:br/>
       <w:br/>
     </w:r>

--- a/klagomål/A 9569-2026 FSC-klagomål.docx
+++ b/klagomål/A 9569-2026 FSC-klagomål.docx
@@ -753,7 +753,7 @@
     <w:r>
       <w:tab/>
       <w:tab/>
-      <w:t>2026-04-09</w:t>
+      <w:t>2026-04-10</w:t>
       <w:br/>
       <w:br/>
     </w:r>

--- a/klagomål/A 9569-2026 FSC-klagomål.docx
+++ b/klagomål/A 9569-2026 FSC-klagomål.docx
@@ -753,7 +753,7 @@
     <w:r>
       <w:tab/>
       <w:tab/>
-      <w:t>2026-04-10</w:t>
+      <w:t>2026-04-11</w:t>
       <w:br/>
       <w:br/>
     </w:r>

--- a/klagomål/A 9569-2026 FSC-klagomål.docx
+++ b/klagomål/A 9569-2026 FSC-klagomål.docx
@@ -753,7 +753,7 @@
     <w:r>
       <w:tab/>
       <w:tab/>
-      <w:t>2026-04-11</w:t>
+      <w:t>2026-04-12</w:t>
       <w:br/>
       <w:br/>
     </w:r>

--- a/klagomål/A 9569-2026 FSC-klagomål.docx
+++ b/klagomål/A 9569-2026 FSC-klagomål.docx
@@ -753,7 +753,7 @@
     <w:r>
       <w:tab/>
       <w:tab/>
-      <w:t>2026-04-14</w:t>
+      <w:t>2026-04-15</w:t>
       <w:br/>
       <w:br/>
     </w:r>

--- a/klagomål/A 9569-2026 FSC-klagomål.docx
+++ b/klagomål/A 9569-2026 FSC-klagomål.docx
@@ -753,7 +753,7 @@
     <w:r>
       <w:tab/>
       <w:tab/>
-      <w:t>2026-04-15</w:t>
+      <w:t>2026-04-16</w:t>
       <w:br/>
       <w:br/>
     </w:r>

--- a/klagomål/A 9569-2026 FSC-klagomål.docx
+++ b/klagomål/A 9569-2026 FSC-klagomål.docx
@@ -753,7 +753,7 @@
     <w:r>
       <w:tab/>
       <w:tab/>
-      <w:t>2026-04-16</w:t>
+      <w:t>2026-04-17</w:t>
       <w:br/>
       <w:br/>
     </w:r>

--- a/klagomål/A 9569-2026 FSC-klagomål.docx
+++ b/klagomål/A 9569-2026 FSC-klagomål.docx
@@ -753,7 +753,7 @@
     <w:r>
       <w:tab/>
       <w:tab/>
-      <w:t>2026-04-17</w:t>
+      <w:t>2026-04-18</w:t>
       <w:br/>
       <w:br/>
     </w:r>

--- a/klagomål/A 9569-2026 FSC-klagomål.docx
+++ b/klagomål/A 9569-2026 FSC-klagomål.docx
@@ -753,7 +753,7 @@
     <w:r>
       <w:tab/>
       <w:tab/>
-      <w:t>2026-04-18</w:t>
+      <w:t>2026-04-19</w:t>
       <w:br/>
       <w:br/>
     </w:r>

--- a/klagomål/A 9569-2026 FSC-klagomål.docx
+++ b/klagomål/A 9569-2026 FSC-klagomål.docx
@@ -753,7 +753,7 @@
     <w:r>
       <w:tab/>
       <w:tab/>
-      <w:t>2026-04-19</w:t>
+      <w:t>2026-04-20</w:t>
       <w:br/>
       <w:br/>
     </w:r>

--- a/klagomål/A 9569-2026 FSC-klagomål.docx
+++ b/klagomål/A 9569-2026 FSC-klagomål.docx
@@ -753,7 +753,7 @@
     <w:r>
       <w:tab/>
       <w:tab/>
-      <w:t>2026-04-20</w:t>
+      <w:t>2026-04-21</w:t>
       <w:br/>
       <w:br/>
     </w:r>

--- a/klagomål/A 9569-2026 FSC-klagomål.docx
+++ b/klagomål/A 9569-2026 FSC-klagomål.docx
@@ -753,7 +753,7 @@
     <w:r>
       <w:tab/>
       <w:tab/>
-      <w:t>2026-04-21</w:t>
+      <w:t>2026-04-22</w:t>
       <w:br/>
       <w:br/>
     </w:r>

--- a/klagomål/A 9569-2026 FSC-klagomål.docx
+++ b/klagomål/A 9569-2026 FSC-klagomål.docx
@@ -753,7 +753,7 @@
     <w:r>
       <w:tab/>
       <w:tab/>
-      <w:t>2026-04-22</w:t>
+      <w:t>2026-04-23</w:t>
       <w:br/>
       <w:br/>
     </w:r>

--- a/klagomål/A 9569-2026 FSC-klagomål.docx
+++ b/klagomål/A 9569-2026 FSC-klagomål.docx
@@ -753,7 +753,7 @@
     <w:r>
       <w:tab/>
       <w:tab/>
-      <w:t>2026-04-23</w:t>
+      <w:t>2026-04-24</w:t>
       <w:br/>
       <w:br/>
     </w:r>

--- a/klagomål/A 9569-2026 FSC-klagomål.docx
+++ b/klagomål/A 9569-2026 FSC-klagomål.docx
@@ -753,7 +753,7 @@
     <w:r>
       <w:tab/>
       <w:tab/>
-      <w:t>2026-04-24</w:t>
+      <w:t>2026-04-25</w:t>
       <w:br/>
       <w:br/>
     </w:r>

--- a/klagomål/A 9569-2026 FSC-klagomål.docx
+++ b/klagomål/A 9569-2026 FSC-klagomål.docx
@@ -753,7 +753,7 @@
     <w:r>
       <w:tab/>
       <w:tab/>
-      <w:t>2026-04-25</w:t>
+      <w:t>2026-04-26</w:t>
       <w:br/>
       <w:br/>
     </w:r>

--- a/klagomål/A 9569-2026 FSC-klagomål.docx
+++ b/klagomål/A 9569-2026 FSC-klagomål.docx
@@ -753,7 +753,7 @@
     <w:r>
       <w:tab/>
       <w:tab/>
-      <w:t>2026-04-26</w:t>
+      <w:t>2026-04-27</w:t>
       <w:br/>
       <w:br/>
     </w:r>

--- a/klagomål/A 9569-2026 FSC-klagomål.docx
+++ b/klagomål/A 9569-2026 FSC-klagomål.docx
@@ -753,7 +753,7 @@
     <w:r>
       <w:tab/>
       <w:tab/>
-      <w:t>2026-04-27</w:t>
+      <w:t>2026-04-28</w:t>
       <w:br/>
       <w:br/>
     </w:r>

--- a/klagomål/A 9569-2026 FSC-klagomål.docx
+++ b/klagomål/A 9569-2026 FSC-klagomål.docx
@@ -753,7 +753,7 @@
     <w:r>
       <w:tab/>
       <w:tab/>
-      <w:t>2026-04-28</w:t>
+      <w:t>2026-04-29</w:t>
       <w:br/>
       <w:br/>
     </w:r>

--- a/klagomål/A 9569-2026 FSC-klagomål.docx
+++ b/klagomål/A 9569-2026 FSC-klagomål.docx
@@ -753,7 +753,7 @@
     <w:r>
       <w:tab/>
       <w:tab/>
-      <w:t>2026-04-29</w:t>
+      <w:t>2026-04-30</w:t>
       <w:br/>
       <w:br/>
     </w:r>

--- a/klagomål/A 9569-2026 FSC-klagomål.docx
+++ b/klagomål/A 9569-2026 FSC-klagomål.docx
@@ -753,7 +753,7 @@
     <w:r>
       <w:tab/>
       <w:tab/>
-      <w:t>2026-04-30</w:t>
+      <w:t>2026-05-01</w:t>
       <w:br/>
       <w:br/>
     </w:r>

--- a/klagomål/A 9569-2026 FSC-klagomål.docx
+++ b/klagomål/A 9569-2026 FSC-klagomål.docx
@@ -753,7 +753,7 @@
     <w:r>
       <w:tab/>
       <w:tab/>
-      <w:t>2026-05-01</w:t>
+      <w:t>2026-05-02</w:t>
       <w:br/>
       <w:br/>
     </w:r>

--- a/klagomål/A 9569-2026 FSC-klagomål.docx
+++ b/klagomål/A 9569-2026 FSC-klagomål.docx
@@ -753,7 +753,7 @@
     <w:r>
       <w:tab/>
       <w:tab/>
-      <w:t>2026-05-02</w:t>
+      <w:t>2026-05-03</w:t>
       <w:br/>
       <w:br/>
     </w:r>

--- a/klagomål/A 9569-2026 FSC-klagomål.docx
+++ b/klagomål/A 9569-2026 FSC-klagomål.docx
@@ -753,7 +753,7 @@
     <w:r>
       <w:tab/>
       <w:tab/>
-      <w:t>2026-05-16</w:t>
+      <w:t>2026-05-17</w:t>
       <w:br/>
       <w:br/>
     </w:r>

--- a/klagomål/A 9569-2026 FSC-klagomål.docx
+++ b/klagomål/A 9569-2026 FSC-klagomål.docx
@@ -753,7 +753,7 @@
     <w:r>
       <w:tab/>
       <w:tab/>
-      <w:t>2026-06-15</w:t>
+      <w:t>2026-06-16</w:t>
       <w:br/>
       <w:br/>
     </w:r>

--- a/klagomål/A 9569-2026 FSC-klagomål.docx
+++ b/klagomål/A 9569-2026 FSC-klagomål.docx
@@ -753,7 +753,7 @@
     <w:r>
       <w:tab/>
       <w:tab/>
-      <w:t>2026-06-16</w:t>
+      <w:t>2026-06-17</w:t>
       <w:br/>
       <w:br/>
     </w:r>

--- a/klagomål/A 9569-2026 FSC-klagomål.docx
+++ b/klagomål/A 9569-2026 FSC-klagomål.docx
@@ -1,6 +1,6 @@
 
 <file path=word/document.xml><?xml version="1.0" encoding="utf-8"?>
-<w:document xmlns:wpc="http://schemas.microsoft.com/office/word/2010/wordprocessingCanvas" xmlns:cx="http://schemas.microsoft.com/office/drawing/2014/chartex" xmlns:cx1="http://schemas.microsoft.com/office/drawing/2015/9/8/chartex" xmlns:cx2="http://schemas.microsoft.com/office/drawing/2015/10/21/chartex" xmlns:cx3="http://schemas.microsoft.com/office/drawing/2016/5/9/chartex" xmlns:cx4="http://schemas.microsoft.com/office/drawing/2016/5/10/chartex" xmlns:cx5="http://schemas.microsoft.com/office/drawing/2016/5/11/chartex" xmlns:cx6="http://schemas.microsoft.com/office/drawing/2016/5/12/chartex" xmlns:cx7="http://schemas.microsoft.com/office/drawing/2016/5/13/chartex" xmlns:cx8="http://schemas.microsoft.com/office/drawing/2016/5/14/chartex" xmlns:mc="http://schemas.openxmlformats.org/markup-compatibility/2006" xmlns:aink="http://schemas.microsoft.com/office/drawing/2016/ink" xmlns:am3d="http://schemas.microsoft.com/office/drawing/2017/model3d" xmlns:o="urn:schemas-microsoft-com:office:office" xmlns:oel="http://schemas.microsoft.com/office/2019/extlst" xmlns:r="http://schemas.openxmlformats.org/officeDocument/2006/relationships" xmlns:m="http://schemas.openxmlformats.org/officeDocument/2006/math" xmlns:v="urn:schemas-microsoft-com:vml" xmlns:wp14="http://schemas.microsoft.com/office/word/2010/wordprocessingDrawing" xmlns:wp="http://schemas.openxmlformats.org/drawingml/2006/wordprocessingDrawing" xmlns:w10="urn:schemas-microsoft-com:office:word" xmlns:w="http://schemas.openxmlformats.org/wordprocessingml/2006/main" xmlns:w14="http://schemas.microsoft.com/office/word/2010/wordml" xmlns:w15="http://schemas.microsoft.com/office/word/2012/wordml" xmlns:w16cex="http://schemas.microsoft.com/office/word/2018/wordml/cex" xmlns:w16cid="http://schemas.microsoft.com/office/word/2016/wordml/cid" xmlns:w16="http://schemas.microsoft.com/office/word/2018/wordml" xmlns:w16sdtdh="http://schemas.microsoft.com/office/word/2020/wordml/sdtdatahash" xmlns:w16se="http://schemas.microsoft.com/office/word/2015/wordml/symex" xmlns:wpg="http://schemas.microsoft.com/office/word/2010/wordprocessingGroup" xmlns:wpi="http://schemas.microsoft.com/office/word/2010/wordprocessingInk" xmlns:wne="http://schemas.microsoft.com/office/word/2006/wordml" xmlns:wps="http://schemas.microsoft.com/office/word/2010/wordprocessingShape" mc:Ignorable="w14 w15 w16se w16cid w16 w16cex w16sdtdh wp14">
+<w:document xmlns:wpc="http://schemas.microsoft.com/office/word/2010/wordprocessingCanvas" xmlns:cx="http://schemas.microsoft.com/office/drawing/2014/chartex" xmlns:cx1="http://schemas.microsoft.com/office/drawing/2015/9/8/chartex" xmlns:cx2="http://schemas.microsoft.com/office/drawing/2015/10/21/chartex" xmlns:cx3="http://schemas.microsoft.com/office/drawing/2016/5/9/chartex" xmlns:cx4="http://schemas.microsoft.com/office/drawing/2016/5/10/chartex" xmlns:cx5="http://schemas.microsoft.com/office/drawing/2016/5/11/chartex" xmlns:cx6="http://schemas.microsoft.com/office/drawing/2016/5/12/chartex" xmlns:cx7="http://schemas.microsoft.com/office/drawing/2016/5/13/chartex" xmlns:cx8="http://schemas.microsoft.com/office/drawing/2016/5/14/chartex" xmlns:mc="http://schemas.openxmlformats.org/markup-compatibility/2006" xmlns:aink="http://schemas.microsoft.com/office/drawing/2016/ink" xmlns:am3d="http://schemas.microsoft.com/office/drawing/2017/model3d" xmlns:o="urn:schemas-microsoft-com:office:office" xmlns:oel="http://schemas.microsoft.com/office/2019/extlst" xmlns:r="http://schemas.openxmlformats.org/officeDocument/2006/relationships" xmlns:m="http://schemas.openxmlformats.org/officeDocument/2006/math" xmlns:v="urn:schemas-microsoft-com:vml" xmlns:wp14="http://schemas.microsoft.com/office/word/2010/wordprocessingDrawing" xmlns:wp="http://schemas.openxmlformats.org/drawingml/2006/wordprocessingDrawing" xmlns:w10="urn:schemas-microsoft-com:office:word" xmlns:w="http://schemas.openxmlformats.org/wordprocessingml/2006/main" xmlns:w14="http://schemas.microsoft.com/office/word/2010/wordml" xmlns:w15="http://schemas.microsoft.com/office/word/2012/wordml" xmlns:w16cex="http://schemas.microsoft.com/office/word/2018/wordml/cex" xmlns:w16cid="http://schemas.microsoft.com/office/word/2016/wordml/cid" xmlns:w16="http://schemas.microsoft.com/office/word/2018/wordml" xmlns:w16du="http://schemas.microsoft.com/office/word/2023/wordml/word16du" xmlns:w16sdtdh="http://schemas.microsoft.com/office/word/2020/wordml/sdtdatahash" xmlns:w16sdtfl="http://schemas.microsoft.com/office/word/2024/wordml/sdtformatlock" xmlns:w16se="http://schemas.microsoft.com/office/word/2015/wordml/symex" xmlns:wpg="http://schemas.microsoft.com/office/word/2010/wordprocessingGroup" xmlns:wpi="http://schemas.microsoft.com/office/word/2010/wordprocessingInk" xmlns:wne="http://schemas.microsoft.com/office/word/2006/wordml" xmlns:wps="http://schemas.microsoft.com/office/word/2010/wordprocessingShape" mc:Ignorable="w14 w15 w16se w16cid w16 w16cex w16sdtdh w16sdtfl w16du wp14">
   <w:body>
     <w:p>
       <w:r>
@@ -168,7 +168,7 @@
     </w:p>
     <w:p>
       <w:r>
-        <w:t>Detta dokument behandlar höga naturvärden i avverkningsanmälan A 9569-2026 i Östhammars kommun. Denna avverkningsanmälan inkom 2026-02-18 15:48:12 och omfattar 1,4 ha.</w:t>
+        <w:t>Detta dokument behandlar höga naturvärden i avverkningsanmälan A 9569-2026 i Östhammars kommun som inkom 2026-02-18 och omfattar 1,4 ha.</w:t>
       </w:r>
     </w:p>
     <w:p>
@@ -191,12 +191,15 @@
     </w:p>
     <w:p>
       <w:r>
-        <w:t>I avverkningsanmälan har följande 7 naturvårdsarter hittats: gyllenfingersvamp (VU), koppartaggsvamp (VU), äggspindling (NT), anisspindling (S), olivspindling (S), skarp dropptaggsvamp (S) och trådticka (S). Av dessa är 3 rödlistade. För rödlistade arter har rödlistekategorin angivits inom parentes. Arter som är signalarter enligt Skogsstyrelsen har markerats med (S).</w:t>
+        <w:t>I avverkningsanmälan har följande 7 naturvårdsarter hittats: gyllenfingersvamp (EN), koppartaggsvamp (EN), skarp dropptaggsvamp (NT), äggspindling (NT), anisspindling (S), olivspindling (S) och trådticka (S, T). Av dessa är 4 rödlistade. För rödlistade arter har rödlistekategorin angivits inom parentes. Arter som är signalarter enligt Skogsstyrelsen har markerats med (S). Typiska arter inom Natura 2000 som är kopplade till skogsekosystem har markerats med (T).</w:t>
       </w:r>
     </w:p>
     <w:p>
       <w:r>
-        <w:t>De påträffade naturvårdsarterna är ett tydligt kvitto på att detta rör sig om en skog med höga naturvärden. I Figur 1 visas en karta över det avverkningsanmälda området, där samtliga fyndplatser för naturvårdsarter som finns registrerade på Artportalen har markerats.</w:t>
+        <w:t>De påträffade naturvårdsarterna är ett tydligt kvitto på att det rör sig om en skog med höga naturvärden.</w:t>
+      </w:r>
+      <w:r>
+        <w:t xml:space="preserve"> I Figur 1 visas fyndplatser för naturvårdsarter i området, som finns registrerade på Artportalen.</w:t>
       </w:r>
     </w:p>
     <w:p>
@@ -206,7 +209,7 @@
       <w:r>
         <w:drawing>
           <wp:inline xmlns:a="http://schemas.openxmlformats.org/drawingml/2006/main" xmlns:pic="http://schemas.openxmlformats.org/drawingml/2006/picture">
-            <wp:extent cx="5486400" cy="4577005"/>
+            <wp:extent cx="5486400" cy="4453396"/>
             <wp:docPr id="1" name="Picture 1"/>
             <wp:cNvGraphicFramePr>
               <a:graphicFrameLocks noChangeAspect="1"/>
@@ -227,7 +230,7 @@
                   <pic:spPr>
                     <a:xfrm>
                       <a:off x="0" y="0"/>
-                      <a:ext cx="5486400" cy="4577005"/>
+                      <a:ext cx="5486400" cy="4453396"/>
                     </a:xfrm>
                     <a:prstGeom prst="rect"/>
                   </pic:spPr>
@@ -241,9 +244,10 @@
     <w:p>
       <w:pPr>
         <w:pStyle w:val="Caption"/>
+        <w:spacing w:after="240"/>
       </w:pPr>
       <w:r>
-        <w:t>Figur 1. Fyndplatser för naturvårdsarter i det avverkningsanmälda området (röd linje). Markörer utan svart kant är placerade på fyndplatsen. Markörer med svart kant är placerade vid sidan av fyndplatsen och har ett svart streck som visar fyndplatsens exakta position. Kartans mittpunktskoordinat är N 6682802, E 691946 i SWEREF 99 TM.</w:t>
+        <w:t>Figur 1. Fyndplatser för naturvårdsarter i avverkningsanmälan (röd linje). Markörer utan svart kant är placerade på fyndplatsen. Markörer med svart kant är placerade vid sidan av fyndplatsen och har ett svart streck som visar fyndplatsens exakta position. Kartans mittpunktskoordinat är N 6682802, E 691946 i SWEREF 99 TM.</w:t>
       </w:r>
     </w:p>
     <w:p>
@@ -438,7 +442,7 @@
         <w:rPr>
           <w:i/>
         </w:rPr>
-        <w:t>I det avverkningsanmälda skogsområdet har 7 naturvårdsarter varav 3 rödlistade arter sina livsmiljöer och växtplatser.</w:t>
+        <w:t>I det avverkningsanmälda skogsområdet har 7 naturvårdsarter varav 4 rödlistade arter sina livsmiljöer och växtplatser.</w:t>
       </w:r>
     </w:p>
     <w:p>
@@ -643,7 +647,7 @@
 </file>
 
 <file path=word/endnotes.xml><?xml version="1.0" encoding="utf-8"?>
-<w:endnotes xmlns:wpc="http://schemas.microsoft.com/office/word/2010/wordprocessingCanvas" xmlns:cx="http://schemas.microsoft.com/office/drawing/2014/chartex" xmlns:cx1="http://schemas.microsoft.com/office/drawing/2015/9/8/chartex" xmlns:cx2="http://schemas.microsoft.com/office/drawing/2015/10/21/chartex" xmlns:cx3="http://schemas.microsoft.com/office/drawing/2016/5/9/chartex" xmlns:cx4="http://schemas.microsoft.com/office/drawing/2016/5/10/chartex" xmlns:cx5="http://schemas.microsoft.com/office/drawing/2016/5/11/chartex" xmlns:cx6="http://schemas.microsoft.com/office/drawing/2016/5/12/chartex" xmlns:cx7="http://schemas.microsoft.com/office/drawing/2016/5/13/chartex" xmlns:cx8="http://schemas.microsoft.com/office/drawing/2016/5/14/chartex" xmlns:mc="http://schemas.openxmlformats.org/markup-compatibility/2006" xmlns:aink="http://schemas.microsoft.com/office/drawing/2016/ink" xmlns:am3d="http://schemas.microsoft.com/office/drawing/2017/model3d" xmlns:o="urn:schemas-microsoft-com:office:office" xmlns:oel="http://schemas.microsoft.com/office/2019/extlst" xmlns:r="http://schemas.openxmlformats.org/officeDocument/2006/relationships" xmlns:m="http://schemas.openxmlformats.org/officeDocument/2006/math" xmlns:v="urn:schemas-microsoft-com:vml" xmlns:wp14="http://schemas.microsoft.com/office/word/2010/wordprocessingDrawing" xmlns:wp="http://schemas.openxmlformats.org/drawingml/2006/wordprocessingDrawing" xmlns:w10="urn:schemas-microsoft-com:office:word" xmlns:w="http://schemas.openxmlformats.org/wordprocessingml/2006/main" xmlns:w14="http://schemas.microsoft.com/office/word/2010/wordml" xmlns:w15="http://schemas.microsoft.com/office/word/2012/wordml" xmlns:w16cex="http://schemas.microsoft.com/office/word/2018/wordml/cex" xmlns:w16cid="http://schemas.microsoft.com/office/word/2016/wordml/cid" xmlns:w16="http://schemas.microsoft.com/office/word/2018/wordml" xmlns:w16sdtdh="http://schemas.microsoft.com/office/word/2020/wordml/sdtdatahash" xmlns:w16se="http://schemas.microsoft.com/office/word/2015/wordml/symex" xmlns:wpg="http://schemas.microsoft.com/office/word/2010/wordprocessingGroup" xmlns:wpi="http://schemas.microsoft.com/office/word/2010/wordprocessingInk" xmlns:wne="http://schemas.microsoft.com/office/word/2006/wordml" xmlns:wps="http://schemas.microsoft.com/office/word/2010/wordprocessingShape" mc:Ignorable="w14 w15 w16se w16cid w16 w16cex w16sdtdh wp14">
+<w:endnotes xmlns:wpc="http://schemas.microsoft.com/office/word/2010/wordprocessingCanvas" xmlns:cx="http://schemas.microsoft.com/office/drawing/2014/chartex" xmlns:cx1="http://schemas.microsoft.com/office/drawing/2015/9/8/chartex" xmlns:cx2="http://schemas.microsoft.com/office/drawing/2015/10/21/chartex" xmlns:cx3="http://schemas.microsoft.com/office/drawing/2016/5/9/chartex" xmlns:cx4="http://schemas.microsoft.com/office/drawing/2016/5/10/chartex" xmlns:cx5="http://schemas.microsoft.com/office/drawing/2016/5/11/chartex" xmlns:cx6="http://schemas.microsoft.com/office/drawing/2016/5/12/chartex" xmlns:cx7="http://schemas.microsoft.com/office/drawing/2016/5/13/chartex" xmlns:cx8="http://schemas.microsoft.com/office/drawing/2016/5/14/chartex" xmlns:mc="http://schemas.openxmlformats.org/markup-compatibility/2006" xmlns:aink="http://schemas.microsoft.com/office/drawing/2016/ink" xmlns:am3d="http://schemas.microsoft.com/office/drawing/2017/model3d" xmlns:o="urn:schemas-microsoft-com:office:office" xmlns:oel="http://schemas.microsoft.com/office/2019/extlst" xmlns:r="http://schemas.openxmlformats.org/officeDocument/2006/relationships" xmlns:m="http://schemas.openxmlformats.org/officeDocument/2006/math" xmlns:v="urn:schemas-microsoft-com:vml" xmlns:wp14="http://schemas.microsoft.com/office/word/2010/wordprocessingDrawing" xmlns:wp="http://schemas.openxmlformats.org/drawingml/2006/wordprocessingDrawing" xmlns:w10="urn:schemas-microsoft-com:office:word" xmlns:w="http://schemas.openxmlformats.org/wordprocessingml/2006/main" xmlns:w14="http://schemas.microsoft.com/office/word/2010/wordml" xmlns:w15="http://schemas.microsoft.com/office/word/2012/wordml" xmlns:w16cex="http://schemas.microsoft.com/office/word/2018/wordml/cex" xmlns:w16cid="http://schemas.microsoft.com/office/word/2016/wordml/cid" xmlns:w16="http://schemas.microsoft.com/office/word/2018/wordml" xmlns:w16du="http://schemas.microsoft.com/office/word/2023/wordml/word16du" xmlns:w16sdtdh="http://schemas.microsoft.com/office/word/2020/wordml/sdtdatahash" xmlns:w16sdtfl="http://schemas.microsoft.com/office/word/2024/wordml/sdtformatlock" xmlns:w16se="http://schemas.microsoft.com/office/word/2015/wordml/symex" xmlns:wpg="http://schemas.microsoft.com/office/word/2010/wordprocessingGroup" xmlns:wpi="http://schemas.microsoft.com/office/word/2010/wordprocessingInk" xmlns:wne="http://schemas.microsoft.com/office/word/2006/wordml" xmlns:wps="http://schemas.microsoft.com/office/word/2010/wordprocessingShape" mc:Ignorable="w14 w15 w16se w16cid w16 w16cex w16sdtdh w16sdtfl w16du wp14">
   <w:endnote w:type="separator" w:id="-1">
     <w:p>
       <w:pPr>
@@ -668,7 +672,7 @@
 </file>
 
 <file path=word/footer1.xml><?xml version="1.0" encoding="utf-8"?>
-<w:ftr xmlns:wpc="http://schemas.microsoft.com/office/word/2010/wordprocessingCanvas" xmlns:cx="http://schemas.microsoft.com/office/drawing/2014/chartex" xmlns:cx1="http://schemas.microsoft.com/office/drawing/2015/9/8/chartex" xmlns:cx2="http://schemas.microsoft.com/office/drawing/2015/10/21/chartex" xmlns:cx3="http://schemas.microsoft.com/office/drawing/2016/5/9/chartex" xmlns:cx4="http://schemas.microsoft.com/office/drawing/2016/5/10/chartex" xmlns:cx5="http://schemas.microsoft.com/office/drawing/2016/5/11/chartex" xmlns:cx6="http://schemas.microsoft.com/office/drawing/2016/5/12/chartex" xmlns:cx7="http://schemas.microsoft.com/office/drawing/2016/5/13/chartex" xmlns:cx8="http://schemas.microsoft.com/office/drawing/2016/5/14/chartex" xmlns:mc="http://schemas.openxmlformats.org/markup-compatibility/2006" xmlns:aink="http://schemas.microsoft.com/office/drawing/2016/ink" xmlns:am3d="http://schemas.microsoft.com/office/drawing/2017/model3d" xmlns:o="urn:schemas-microsoft-com:office:office" xmlns:oel="http://schemas.microsoft.com/office/2019/extlst" xmlns:r="http://schemas.openxmlformats.org/officeDocument/2006/relationships" xmlns:m="http://schemas.openxmlformats.org/officeDocument/2006/math" xmlns:v="urn:schemas-microsoft-com:vml" xmlns:wp14="http://schemas.microsoft.com/office/word/2010/wordprocessingDrawing" xmlns:wp="http://schemas.openxmlformats.org/drawingml/2006/wordprocessingDrawing" xmlns:w10="urn:schemas-microsoft-com:office:word" xmlns:w="http://schemas.openxmlformats.org/wordprocessingml/2006/main" xmlns:w14="http://schemas.microsoft.com/office/word/2010/wordml" xmlns:w15="http://schemas.microsoft.com/office/word/2012/wordml" xmlns:w16cex="http://schemas.microsoft.com/office/word/2018/wordml/cex" xmlns:w16cid="http://schemas.microsoft.com/office/word/2016/wordml/cid" xmlns:w16="http://schemas.microsoft.com/office/word/2018/wordml" xmlns:w16sdtdh="http://schemas.microsoft.com/office/word/2020/wordml/sdtdatahash" xmlns:w16se="http://schemas.microsoft.com/office/word/2015/wordml/symex" xmlns:wpg="http://schemas.microsoft.com/office/word/2010/wordprocessingGroup" xmlns:wpi="http://schemas.microsoft.com/office/word/2010/wordprocessingInk" xmlns:wne="http://schemas.microsoft.com/office/word/2006/wordml" xmlns:wps="http://schemas.microsoft.com/office/word/2010/wordprocessingShape" mc:Ignorable="w14 w15 w16se w16cid w16 w16cex w16sdtdh wp14">
+<w:ftr xmlns:wpc="http://schemas.microsoft.com/office/word/2010/wordprocessingCanvas" xmlns:cx="http://schemas.microsoft.com/office/drawing/2014/chartex" xmlns:cx1="http://schemas.microsoft.com/office/drawing/2015/9/8/chartex" xmlns:cx2="http://schemas.microsoft.com/office/drawing/2015/10/21/chartex" xmlns:cx3="http://schemas.microsoft.com/office/drawing/2016/5/9/chartex" xmlns:cx4="http://schemas.microsoft.com/office/drawing/2016/5/10/chartex" xmlns:cx5="http://schemas.microsoft.com/office/drawing/2016/5/11/chartex" xmlns:cx6="http://schemas.microsoft.com/office/drawing/2016/5/12/chartex" xmlns:cx7="http://schemas.microsoft.com/office/drawing/2016/5/13/chartex" xmlns:cx8="http://schemas.microsoft.com/office/drawing/2016/5/14/chartex" xmlns:mc="http://schemas.openxmlformats.org/markup-compatibility/2006" xmlns:aink="http://schemas.microsoft.com/office/drawing/2016/ink" xmlns:am3d="http://schemas.microsoft.com/office/drawing/2017/model3d" xmlns:o="urn:schemas-microsoft-com:office:office" xmlns:oel="http://schemas.microsoft.com/office/2019/extlst" xmlns:r="http://schemas.openxmlformats.org/officeDocument/2006/relationships" xmlns:m="http://schemas.openxmlformats.org/officeDocument/2006/math" xmlns:v="urn:schemas-microsoft-com:vml" xmlns:wp14="http://schemas.microsoft.com/office/word/2010/wordprocessingDrawing" xmlns:wp="http://schemas.openxmlformats.org/drawingml/2006/wordprocessingDrawing" xmlns:w10="urn:schemas-microsoft-com:office:word" xmlns:w="http://schemas.openxmlformats.org/wordprocessingml/2006/main" xmlns:w14="http://schemas.microsoft.com/office/word/2010/wordml" xmlns:w15="http://schemas.microsoft.com/office/word/2012/wordml" xmlns:w16cex="http://schemas.microsoft.com/office/word/2018/wordml/cex" xmlns:w16cid="http://schemas.microsoft.com/office/word/2016/wordml/cid" xmlns:w16="http://schemas.microsoft.com/office/word/2018/wordml" xmlns:w16du="http://schemas.microsoft.com/office/word/2023/wordml/word16du" xmlns:w16sdtdh="http://schemas.microsoft.com/office/word/2020/wordml/sdtdatahash" xmlns:w16sdtfl="http://schemas.microsoft.com/office/word/2024/wordml/sdtformatlock" xmlns:w16se="http://schemas.microsoft.com/office/word/2015/wordml/symex" xmlns:wpg="http://schemas.microsoft.com/office/word/2010/wordprocessingGroup" xmlns:wpi="http://schemas.microsoft.com/office/word/2010/wordprocessingInk" xmlns:wne="http://schemas.microsoft.com/office/word/2006/wordml" xmlns:wps="http://schemas.microsoft.com/office/word/2010/wordprocessingShape" mc:Ignorable="w14 w15 w16se w16cid w16 w16cex w16sdtdh w16sdtfl w16du wp14">
   <w:p>
     <w:pPr>
       <w:pStyle w:val="Footer"/>
@@ -678,7 +682,7 @@
 </file>
 
 <file path=word/footer2.xml><?xml version="1.0" encoding="utf-8"?>
-<w:ftr xmlns:wpc="http://schemas.microsoft.com/office/word/2010/wordprocessingCanvas" xmlns:cx="http://schemas.microsoft.com/office/drawing/2014/chartex" xmlns:cx1="http://schemas.microsoft.com/office/drawing/2015/9/8/chartex" xmlns:cx2="http://schemas.microsoft.com/office/drawing/2015/10/21/chartex" xmlns:cx3="http://schemas.microsoft.com/office/drawing/2016/5/9/chartex" xmlns:cx4="http://schemas.microsoft.com/office/drawing/2016/5/10/chartex" xmlns:cx5="http://schemas.microsoft.com/office/drawing/2016/5/11/chartex" xmlns:cx6="http://schemas.microsoft.com/office/drawing/2016/5/12/chartex" xmlns:cx7="http://schemas.microsoft.com/office/drawing/2016/5/13/chartex" xmlns:cx8="http://schemas.microsoft.com/office/drawing/2016/5/14/chartex" xmlns:mc="http://schemas.openxmlformats.org/markup-compatibility/2006" xmlns:aink="http://schemas.microsoft.com/office/drawing/2016/ink" xmlns:am3d="http://schemas.microsoft.com/office/drawing/2017/model3d" xmlns:o="urn:schemas-microsoft-com:office:office" xmlns:oel="http://schemas.microsoft.com/office/2019/extlst" xmlns:r="http://schemas.openxmlformats.org/officeDocument/2006/relationships" xmlns:m="http://schemas.openxmlformats.org/officeDocument/2006/math" xmlns:v="urn:schemas-microsoft-com:vml" xmlns:wp14="http://schemas.microsoft.com/office/word/2010/wordprocessingDrawing" xmlns:wp="http://schemas.openxmlformats.org/drawingml/2006/wordprocessingDrawing" xmlns:w10="urn:schemas-microsoft-com:office:word" xmlns:w="http://schemas.openxmlformats.org/wordprocessingml/2006/main" xmlns:w14="http://schemas.microsoft.com/office/word/2010/wordml" xmlns:w15="http://schemas.microsoft.com/office/word/2012/wordml" xmlns:w16cex="http://schemas.microsoft.com/office/word/2018/wordml/cex" xmlns:w16cid="http://schemas.microsoft.com/office/word/2016/wordml/cid" xmlns:w16="http://schemas.microsoft.com/office/word/2018/wordml" xmlns:w16sdtdh="http://schemas.microsoft.com/office/word/2020/wordml/sdtdatahash" xmlns:w16se="http://schemas.microsoft.com/office/word/2015/wordml/symex" xmlns:wpg="http://schemas.microsoft.com/office/word/2010/wordprocessingGroup" xmlns:wpi="http://schemas.microsoft.com/office/word/2010/wordprocessingInk" xmlns:wne="http://schemas.microsoft.com/office/word/2006/wordml" xmlns:wps="http://schemas.microsoft.com/office/word/2010/wordprocessingShape" mc:Ignorable="w14 w15 w16se w16cid w16 w16cex w16sdtdh wp14">
+<w:ftr xmlns:wpc="http://schemas.microsoft.com/office/word/2010/wordprocessingCanvas" xmlns:cx="http://schemas.microsoft.com/office/drawing/2014/chartex" xmlns:cx1="http://schemas.microsoft.com/office/drawing/2015/9/8/chartex" xmlns:cx2="http://schemas.microsoft.com/office/drawing/2015/10/21/chartex" xmlns:cx3="http://schemas.microsoft.com/office/drawing/2016/5/9/chartex" xmlns:cx4="http://schemas.microsoft.com/office/drawing/2016/5/10/chartex" xmlns:cx5="http://schemas.microsoft.com/office/drawing/2016/5/11/chartex" xmlns:cx6="http://schemas.microsoft.com/office/drawing/2016/5/12/chartex" xmlns:cx7="http://schemas.microsoft.com/office/drawing/2016/5/13/chartex" xmlns:cx8="http://schemas.microsoft.com/office/drawing/2016/5/14/chartex" xmlns:mc="http://schemas.openxmlformats.org/markup-compatibility/2006" xmlns:aink="http://schemas.microsoft.com/office/drawing/2016/ink" xmlns:am3d="http://schemas.microsoft.com/office/drawing/2017/model3d" xmlns:o="urn:schemas-microsoft-com:office:office" xmlns:oel="http://schemas.microsoft.com/office/2019/extlst" xmlns:r="http://schemas.openxmlformats.org/officeDocument/2006/relationships" xmlns:m="http://schemas.openxmlformats.org/officeDocument/2006/math" xmlns:v="urn:schemas-microsoft-com:vml" xmlns:wp14="http://schemas.microsoft.com/office/word/2010/wordprocessingDrawing" xmlns:wp="http://schemas.openxmlformats.org/drawingml/2006/wordprocessingDrawing" xmlns:w10="urn:schemas-microsoft-com:office:word" xmlns:w="http://schemas.openxmlformats.org/wordprocessingml/2006/main" xmlns:w14="http://schemas.microsoft.com/office/word/2010/wordml" xmlns:w15="http://schemas.microsoft.com/office/word/2012/wordml" xmlns:w16cex="http://schemas.microsoft.com/office/word/2018/wordml/cex" xmlns:w16cid="http://schemas.microsoft.com/office/word/2016/wordml/cid" xmlns:w16="http://schemas.microsoft.com/office/word/2018/wordml" xmlns:w16du="http://schemas.microsoft.com/office/word/2023/wordml/word16du" xmlns:w16sdtdh="http://schemas.microsoft.com/office/word/2020/wordml/sdtdatahash" xmlns:w16sdtfl="http://schemas.microsoft.com/office/word/2024/wordml/sdtformatlock" xmlns:w16se="http://schemas.microsoft.com/office/word/2015/wordml/symex" xmlns:wpg="http://schemas.microsoft.com/office/word/2010/wordprocessingGroup" xmlns:wpi="http://schemas.microsoft.com/office/word/2010/wordprocessingInk" xmlns:wne="http://schemas.microsoft.com/office/word/2006/wordml" xmlns:wps="http://schemas.microsoft.com/office/word/2010/wordprocessingShape" mc:Ignorable="w14 w15 w16se w16cid w16 w16cex w16sdtdh w16sdtfl w16du wp14">
   <w:p>
     <w:pPr>
       <w:pStyle w:val="Footer"/>
@@ -688,7 +692,7 @@
 </file>
 
 <file path=word/footer3.xml><?xml version="1.0" encoding="utf-8"?>
-<w:ftr xmlns:wpc="http://schemas.microsoft.com/office/word/2010/wordprocessingCanvas" xmlns:cx="http://schemas.microsoft.com/office/drawing/2014/chartex" xmlns:cx1="http://schemas.microsoft.com/office/drawing/2015/9/8/chartex" xmlns:cx2="http://schemas.microsoft.com/office/drawing/2015/10/21/chartex" xmlns:cx3="http://schemas.microsoft.com/office/drawing/2016/5/9/chartex" xmlns:cx4="http://schemas.microsoft.com/office/drawing/2016/5/10/chartex" xmlns:cx5="http://schemas.microsoft.com/office/drawing/2016/5/11/chartex" xmlns:cx6="http://schemas.microsoft.com/office/drawing/2016/5/12/chartex" xmlns:cx7="http://schemas.microsoft.com/office/drawing/2016/5/13/chartex" xmlns:cx8="http://schemas.microsoft.com/office/drawing/2016/5/14/chartex" xmlns:mc="http://schemas.openxmlformats.org/markup-compatibility/2006" xmlns:aink="http://schemas.microsoft.com/office/drawing/2016/ink" xmlns:am3d="http://schemas.microsoft.com/office/drawing/2017/model3d" xmlns:o="urn:schemas-microsoft-com:office:office" xmlns:oel="http://schemas.microsoft.com/office/2019/extlst" xmlns:r="http://schemas.openxmlformats.org/officeDocument/2006/relationships" xmlns:m="http://schemas.openxmlformats.org/officeDocument/2006/math" xmlns:v="urn:schemas-microsoft-com:vml" xmlns:wp14="http://schemas.microsoft.com/office/word/2010/wordprocessingDrawing" xmlns:wp="http://schemas.openxmlformats.org/drawingml/2006/wordprocessingDrawing" xmlns:w10="urn:schemas-microsoft-com:office:word" xmlns:w="http://schemas.openxmlformats.org/wordprocessingml/2006/main" xmlns:w14="http://schemas.microsoft.com/office/word/2010/wordml" xmlns:w15="http://schemas.microsoft.com/office/word/2012/wordml" xmlns:w16cex="http://schemas.microsoft.com/office/word/2018/wordml/cex" xmlns:w16cid="http://schemas.microsoft.com/office/word/2016/wordml/cid" xmlns:w16="http://schemas.microsoft.com/office/word/2018/wordml" xmlns:w16sdtdh="http://schemas.microsoft.com/office/word/2020/wordml/sdtdatahash" xmlns:w16se="http://schemas.microsoft.com/office/word/2015/wordml/symex" xmlns:wpg="http://schemas.microsoft.com/office/word/2010/wordprocessingGroup" xmlns:wpi="http://schemas.microsoft.com/office/word/2010/wordprocessingInk" xmlns:wne="http://schemas.microsoft.com/office/word/2006/wordml" xmlns:wps="http://schemas.microsoft.com/office/word/2010/wordprocessingShape" mc:Ignorable="w14 w15 w16se w16cid w16 w16cex w16sdtdh wp14">
+<w:ftr xmlns:wpc="http://schemas.microsoft.com/office/word/2010/wordprocessingCanvas" xmlns:cx="http://schemas.microsoft.com/office/drawing/2014/chartex" xmlns:cx1="http://schemas.microsoft.com/office/drawing/2015/9/8/chartex" xmlns:cx2="http://schemas.microsoft.com/office/drawing/2015/10/21/chartex" xmlns:cx3="http://schemas.microsoft.com/office/drawing/2016/5/9/chartex" xmlns:cx4="http://schemas.microsoft.com/office/drawing/2016/5/10/chartex" xmlns:cx5="http://schemas.microsoft.com/office/drawing/2016/5/11/chartex" xmlns:cx6="http://schemas.microsoft.com/office/drawing/2016/5/12/chartex" xmlns:cx7="http://schemas.microsoft.com/office/drawing/2016/5/13/chartex" xmlns:cx8="http://schemas.microsoft.com/office/drawing/2016/5/14/chartex" xmlns:mc="http://schemas.openxmlformats.org/markup-compatibility/2006" xmlns:aink="http://schemas.microsoft.com/office/drawing/2016/ink" xmlns:am3d="http://schemas.microsoft.com/office/drawing/2017/model3d" xmlns:o="urn:schemas-microsoft-com:office:office" xmlns:oel="http://schemas.microsoft.com/office/2019/extlst" xmlns:r="http://schemas.openxmlformats.org/officeDocument/2006/relationships" xmlns:m="http://schemas.openxmlformats.org/officeDocument/2006/math" xmlns:v="urn:schemas-microsoft-com:vml" xmlns:wp14="http://schemas.microsoft.com/office/word/2010/wordprocessingDrawing" xmlns:wp="http://schemas.openxmlformats.org/drawingml/2006/wordprocessingDrawing" xmlns:w10="urn:schemas-microsoft-com:office:word" xmlns:w="http://schemas.openxmlformats.org/wordprocessingml/2006/main" xmlns:w14="http://schemas.microsoft.com/office/word/2010/wordml" xmlns:w15="http://schemas.microsoft.com/office/word/2012/wordml" xmlns:w16cex="http://schemas.microsoft.com/office/word/2018/wordml/cex" xmlns:w16cid="http://schemas.microsoft.com/office/word/2016/wordml/cid" xmlns:w16="http://schemas.microsoft.com/office/word/2018/wordml" xmlns:w16du="http://schemas.microsoft.com/office/word/2023/wordml/word16du" xmlns:w16sdtdh="http://schemas.microsoft.com/office/word/2020/wordml/sdtdatahash" xmlns:w16sdtfl="http://schemas.microsoft.com/office/word/2024/wordml/sdtformatlock" xmlns:w16se="http://schemas.microsoft.com/office/word/2015/wordml/symex" xmlns:wpg="http://schemas.microsoft.com/office/word/2010/wordprocessingGroup" xmlns:wpi="http://schemas.microsoft.com/office/word/2010/wordprocessingInk" xmlns:wne="http://schemas.microsoft.com/office/word/2006/wordml" xmlns:wps="http://schemas.microsoft.com/office/word/2010/wordprocessingShape" mc:Ignorable="w14 w15 w16se w16cid w16 w16cex w16sdtdh w16sdtfl w16du wp14">
   <w:p>
     <w:pPr>
       <w:pStyle w:val="Footer"/>
@@ -698,7 +702,7 @@
 </file>
 
 <file path=word/footnotes.xml><?xml version="1.0" encoding="utf-8"?>
-<w:footnotes xmlns:wpc="http://schemas.microsoft.com/office/word/2010/wordprocessingCanvas" xmlns:cx="http://schemas.microsoft.com/office/drawing/2014/chartex" xmlns:cx1="http://schemas.microsoft.com/office/drawing/2015/9/8/chartex" xmlns:cx2="http://schemas.microsoft.com/office/drawing/2015/10/21/chartex" xmlns:cx3="http://schemas.microsoft.com/office/drawing/2016/5/9/chartex" xmlns:cx4="http://schemas.microsoft.com/office/drawing/2016/5/10/chartex" xmlns:cx5="http://schemas.microsoft.com/office/drawing/2016/5/11/chartex" xmlns:cx6="http://schemas.microsoft.com/office/drawing/2016/5/12/chartex" xmlns:cx7="http://schemas.microsoft.com/office/drawing/2016/5/13/chartex" xmlns:cx8="http://schemas.microsoft.com/office/drawing/2016/5/14/chartex" xmlns:mc="http://schemas.openxmlformats.org/markup-compatibility/2006" xmlns:aink="http://schemas.microsoft.com/office/drawing/2016/ink" xmlns:am3d="http://schemas.microsoft.com/office/drawing/2017/model3d" xmlns:o="urn:schemas-microsoft-com:office:office" xmlns:oel="http://schemas.microsoft.com/office/2019/extlst" xmlns:r="http://schemas.openxmlformats.org/officeDocument/2006/relationships" xmlns:m="http://schemas.openxmlformats.org/officeDocument/2006/math" xmlns:v="urn:schemas-microsoft-com:vml" xmlns:wp14="http://schemas.microsoft.com/office/word/2010/wordprocessingDrawing" xmlns:wp="http://schemas.openxmlformats.org/drawingml/2006/wordprocessingDrawing" xmlns:w10="urn:schemas-microsoft-com:office:word" xmlns:w="http://schemas.openxmlformats.org/wordprocessingml/2006/main" xmlns:w14="http://schemas.microsoft.com/office/word/2010/wordml" xmlns:w15="http://schemas.microsoft.com/office/word/2012/wordml" xmlns:w16cex="http://schemas.microsoft.com/office/word/2018/wordml/cex" xmlns:w16cid="http://schemas.microsoft.com/office/word/2016/wordml/cid" xmlns:w16="http://schemas.microsoft.com/office/word/2018/wordml" xmlns:w16sdtdh="http://schemas.microsoft.com/office/word/2020/wordml/sdtdatahash" xmlns:w16se="http://schemas.microsoft.com/office/word/2015/wordml/symex" xmlns:wpg="http://schemas.microsoft.com/office/word/2010/wordprocessingGroup" xmlns:wpi="http://schemas.microsoft.com/office/word/2010/wordprocessingInk" xmlns:wne="http://schemas.microsoft.com/office/word/2006/wordml" xmlns:wps="http://schemas.microsoft.com/office/word/2010/wordprocessingShape" mc:Ignorable="w14 w15 w16se w16cid w16 w16cex w16sdtdh wp14">
+<w:footnotes xmlns:wpc="http://schemas.microsoft.com/office/word/2010/wordprocessingCanvas" xmlns:cx="http://schemas.microsoft.com/office/drawing/2014/chartex" xmlns:cx1="http://schemas.microsoft.com/office/drawing/2015/9/8/chartex" xmlns:cx2="http://schemas.microsoft.com/office/drawing/2015/10/21/chartex" xmlns:cx3="http://schemas.microsoft.com/office/drawing/2016/5/9/chartex" xmlns:cx4="http://schemas.microsoft.com/office/drawing/2016/5/10/chartex" xmlns:cx5="http://schemas.microsoft.com/office/drawing/2016/5/11/chartex" xmlns:cx6="http://schemas.microsoft.com/office/drawing/2016/5/12/chartex" xmlns:cx7="http://schemas.microsoft.com/office/drawing/2016/5/13/chartex" xmlns:cx8="http://schemas.microsoft.com/office/drawing/2016/5/14/chartex" xmlns:mc="http://schemas.openxmlformats.org/markup-compatibility/2006" xmlns:aink="http://schemas.microsoft.com/office/drawing/2016/ink" xmlns:am3d="http://schemas.microsoft.com/office/drawing/2017/model3d" xmlns:o="urn:schemas-microsoft-com:office:office" xmlns:oel="http://schemas.microsoft.com/office/2019/extlst" xmlns:r="http://schemas.openxmlformats.org/officeDocument/2006/relationships" xmlns:m="http://schemas.openxmlformats.org/officeDocument/2006/math" xmlns:v="urn:schemas-microsoft-com:vml" xmlns:wp14="http://schemas.microsoft.com/office/word/2010/wordprocessingDrawing" xmlns:wp="http://schemas.openxmlformats.org/drawingml/2006/wordprocessingDrawing" xmlns:w10="urn:schemas-microsoft-com:office:word" xmlns:w="http://schemas.openxmlformats.org/wordprocessingml/2006/main" xmlns:w14="http://schemas.microsoft.com/office/word/2010/wordml" xmlns:w15="http://schemas.microsoft.com/office/word/2012/wordml" xmlns:w16cex="http://schemas.microsoft.com/office/word/2018/wordml/cex" xmlns:w16cid="http://schemas.microsoft.com/office/word/2016/wordml/cid" xmlns:w16="http://schemas.microsoft.com/office/word/2018/wordml" xmlns:w16du="http://schemas.microsoft.com/office/word/2023/wordml/word16du" xmlns:w16sdtdh="http://schemas.microsoft.com/office/word/2020/wordml/sdtdatahash" xmlns:w16sdtfl="http://schemas.microsoft.com/office/word/2024/wordml/sdtformatlock" xmlns:w16se="http://schemas.microsoft.com/office/word/2015/wordml/symex" xmlns:wpg="http://schemas.microsoft.com/office/word/2010/wordprocessingGroup" xmlns:wpi="http://schemas.microsoft.com/office/word/2010/wordprocessingInk" xmlns:wne="http://schemas.microsoft.com/office/word/2006/wordml" xmlns:wps="http://schemas.microsoft.com/office/word/2010/wordprocessingShape" mc:Ignorable="w14 w15 w16se w16cid w16 w16cex w16sdtdh w16sdtfl w16du wp14">
   <w:footnote w:type="separator" w:id="-1">
     <w:p>
       <w:pPr>
@@ -723,7 +727,7 @@
 </file>
 
 <file path=word/header1.xml><?xml version="1.0" encoding="utf-8"?>
-<w:hdr xmlns:wpc="http://schemas.microsoft.com/office/word/2010/wordprocessingCanvas" xmlns:cx="http://schemas.microsoft.com/office/drawing/2014/chartex" xmlns:cx1="http://schemas.microsoft.com/office/drawing/2015/9/8/chartex" xmlns:cx2="http://schemas.microsoft.com/office/drawing/2015/10/21/chartex" xmlns:cx3="http://schemas.microsoft.com/office/drawing/2016/5/9/chartex" xmlns:cx4="http://schemas.microsoft.com/office/drawing/2016/5/10/chartex" xmlns:cx5="http://schemas.microsoft.com/office/drawing/2016/5/11/chartex" xmlns:cx6="http://schemas.microsoft.com/office/drawing/2016/5/12/chartex" xmlns:cx7="http://schemas.microsoft.com/office/drawing/2016/5/13/chartex" xmlns:cx8="http://schemas.microsoft.com/office/drawing/2016/5/14/chartex" xmlns:mc="http://schemas.openxmlformats.org/markup-compatibility/2006" xmlns:aink="http://schemas.microsoft.com/office/drawing/2016/ink" xmlns:am3d="http://schemas.microsoft.com/office/drawing/2017/model3d" xmlns:o="urn:schemas-microsoft-com:office:office" xmlns:oel="http://schemas.microsoft.com/office/2019/extlst" xmlns:r="http://schemas.openxmlformats.org/officeDocument/2006/relationships" xmlns:m="http://schemas.openxmlformats.org/officeDocument/2006/math" xmlns:v="urn:schemas-microsoft-com:vml" xmlns:wp14="http://schemas.microsoft.com/office/word/2010/wordprocessingDrawing" xmlns:wp="http://schemas.openxmlformats.org/drawingml/2006/wordprocessingDrawing" xmlns:w10="urn:schemas-microsoft-com:office:word" xmlns:w="http://schemas.openxmlformats.org/wordprocessingml/2006/main" xmlns:w14="http://schemas.microsoft.com/office/word/2010/wordml" xmlns:w15="http://schemas.microsoft.com/office/word/2012/wordml" xmlns:w16cex="http://schemas.microsoft.com/office/word/2018/wordml/cex" xmlns:w16cid="http://schemas.microsoft.com/office/word/2016/wordml/cid" xmlns:w16="http://schemas.microsoft.com/office/word/2018/wordml" xmlns:w16sdtdh="http://schemas.microsoft.com/office/word/2020/wordml/sdtdatahash" xmlns:w16se="http://schemas.microsoft.com/office/word/2015/wordml/symex" xmlns:wpg="http://schemas.microsoft.com/office/word/2010/wordprocessingGroup" xmlns:wpi="http://schemas.microsoft.com/office/word/2010/wordprocessingInk" xmlns:wne="http://schemas.microsoft.com/office/word/2006/wordml" xmlns:wps="http://schemas.microsoft.com/office/word/2010/wordprocessingShape" mc:Ignorable="w14 w15 w16se w16cid w16 w16cex w16sdtdh wp14">
+<w:hdr xmlns:wpc="http://schemas.microsoft.com/office/word/2010/wordprocessingCanvas" xmlns:cx="http://schemas.microsoft.com/office/drawing/2014/chartex" xmlns:cx1="http://schemas.microsoft.com/office/drawing/2015/9/8/chartex" xmlns:cx2="http://schemas.microsoft.com/office/drawing/2015/10/21/chartex" xmlns:cx3="http://schemas.microsoft.com/office/drawing/2016/5/9/chartex" xmlns:cx4="http://schemas.microsoft.com/office/drawing/2016/5/10/chartex" xmlns:cx5="http://schemas.microsoft.com/office/drawing/2016/5/11/chartex" xmlns:cx6="http://schemas.microsoft.com/office/drawing/2016/5/12/chartex" xmlns:cx7="http://schemas.microsoft.com/office/drawing/2016/5/13/chartex" xmlns:cx8="http://schemas.microsoft.com/office/drawing/2016/5/14/chartex" xmlns:mc="http://schemas.openxmlformats.org/markup-compatibility/2006" xmlns:aink="http://schemas.microsoft.com/office/drawing/2016/ink" xmlns:am3d="http://schemas.microsoft.com/office/drawing/2017/model3d" xmlns:o="urn:schemas-microsoft-com:office:office" xmlns:oel="http://schemas.microsoft.com/office/2019/extlst" xmlns:r="http://schemas.openxmlformats.org/officeDocument/2006/relationships" xmlns:m="http://schemas.openxmlformats.org/officeDocument/2006/math" xmlns:v="urn:schemas-microsoft-com:vml" xmlns:wp14="http://schemas.microsoft.com/office/word/2010/wordprocessingDrawing" xmlns:wp="http://schemas.openxmlformats.org/drawingml/2006/wordprocessingDrawing" xmlns:w10="urn:schemas-microsoft-com:office:word" xmlns:w="http://schemas.openxmlformats.org/wordprocessingml/2006/main" xmlns:w14="http://schemas.microsoft.com/office/word/2010/wordml" xmlns:w15="http://schemas.microsoft.com/office/word/2012/wordml" xmlns:w16cex="http://schemas.microsoft.com/office/word/2018/wordml/cex" xmlns:w16cid="http://schemas.microsoft.com/office/word/2016/wordml/cid" xmlns:w16="http://schemas.microsoft.com/office/word/2018/wordml" xmlns:w16du="http://schemas.microsoft.com/office/word/2023/wordml/word16du" xmlns:w16sdtdh="http://schemas.microsoft.com/office/word/2020/wordml/sdtdatahash" xmlns:w16sdtfl="http://schemas.microsoft.com/office/word/2024/wordml/sdtformatlock" xmlns:w16se="http://schemas.microsoft.com/office/word/2015/wordml/symex" xmlns:wpg="http://schemas.microsoft.com/office/word/2010/wordprocessingGroup" xmlns:wpi="http://schemas.microsoft.com/office/word/2010/wordprocessingInk" xmlns:wne="http://schemas.microsoft.com/office/word/2006/wordml" xmlns:wps="http://schemas.microsoft.com/office/word/2010/wordprocessingShape" mc:Ignorable="w14 w15 w16se w16cid w16 w16cex w16sdtdh w16sdtfl w16du wp14">
   <w:p>
     <w:pPr>
       <w:pStyle w:val="Header"/>
@@ -733,7 +737,7 @@
 </file>
 
 <file path=word/header2.xml><?xml version="1.0" encoding="utf-8"?>
-<w:hdr xmlns:wpc="http://schemas.microsoft.com/office/word/2010/wordprocessingCanvas" xmlns:cx="http://schemas.microsoft.com/office/drawing/2014/chartex" xmlns:cx1="http://schemas.microsoft.com/office/drawing/2015/9/8/chartex" xmlns:cx2="http://schemas.microsoft.com/office/drawing/2015/10/21/chartex" xmlns:cx3="http://schemas.microsoft.com/office/drawing/2016/5/9/chartex" xmlns:cx4="http://schemas.microsoft.com/office/drawing/2016/5/10/chartex" xmlns:cx5="http://schemas.microsoft.com/office/drawing/2016/5/11/chartex" xmlns:cx6="http://schemas.microsoft.com/office/drawing/2016/5/12/chartex" xmlns:cx7="http://schemas.microsoft.com/office/drawing/2016/5/13/chartex" xmlns:cx8="http://schemas.microsoft.com/office/drawing/2016/5/14/chartex" xmlns:mc="http://schemas.openxmlformats.org/markup-compatibility/2006" xmlns:aink="http://schemas.microsoft.com/office/drawing/2016/ink" xmlns:am3d="http://schemas.microsoft.com/office/drawing/2017/model3d" xmlns:o="urn:schemas-microsoft-com:office:office" xmlns:oel="http://schemas.microsoft.com/office/2019/extlst" xmlns:r="http://schemas.openxmlformats.org/officeDocument/2006/relationships" xmlns:m="http://schemas.openxmlformats.org/officeDocument/2006/math" xmlns:v="urn:schemas-microsoft-com:vml" xmlns:wp14="http://schemas.microsoft.com/office/word/2010/wordprocessingDrawing" xmlns:wp="http://schemas.openxmlformats.org/drawingml/2006/wordprocessingDrawing" xmlns:w10="urn:schemas-microsoft-com:office:word" xmlns:w="http://schemas.openxmlformats.org/wordprocessingml/2006/main" xmlns:w14="http://schemas.microsoft.com/office/word/2010/wordml" xmlns:w15="http://schemas.microsoft.com/office/word/2012/wordml" xmlns:w16cex="http://schemas.microsoft.com/office/word/2018/wordml/cex" xmlns:w16cid="http://schemas.microsoft.com/office/word/2016/wordml/cid" xmlns:w16="http://schemas.microsoft.com/office/word/2018/wordml" xmlns:w16sdtdh="http://schemas.microsoft.com/office/word/2020/wordml/sdtdatahash" xmlns:w16se="http://schemas.microsoft.com/office/word/2015/wordml/symex" xmlns:wpg="http://schemas.microsoft.com/office/word/2010/wordprocessingGroup" xmlns:wpi="http://schemas.microsoft.com/office/word/2010/wordprocessingInk" xmlns:wne="http://schemas.microsoft.com/office/word/2006/wordml" xmlns:wps="http://schemas.microsoft.com/office/word/2010/wordprocessingShape" mc:Ignorable="w14 w15 w16se w16cid w16 w16cex w16sdtdh wp14">
+<w:hdr xmlns:wpc="http://schemas.microsoft.com/office/word/2010/wordprocessingCanvas" xmlns:cx="http://schemas.microsoft.com/office/drawing/2014/chartex" xmlns:cx1="http://schemas.microsoft.com/office/drawing/2015/9/8/chartex" xmlns:cx2="http://schemas.microsoft.com/office/drawing/2015/10/21/chartex" xmlns:cx3="http://schemas.microsoft.com/office/drawing/2016/5/9/chartex" xmlns:cx4="http://schemas.microsoft.com/office/drawing/2016/5/10/chartex" xmlns:cx5="http://schemas.microsoft.com/office/drawing/2016/5/11/chartex" xmlns:cx6="http://schemas.microsoft.com/office/drawing/2016/5/12/chartex" xmlns:cx7="http://schemas.microsoft.com/office/drawing/2016/5/13/chartex" xmlns:cx8="http://schemas.microsoft.com/office/drawing/2016/5/14/chartex" xmlns:mc="http://schemas.openxmlformats.org/markup-compatibility/2006" xmlns:aink="http://schemas.microsoft.com/office/drawing/2016/ink" xmlns:am3d="http://schemas.microsoft.com/office/drawing/2017/model3d" xmlns:o="urn:schemas-microsoft-com:office:office" xmlns:oel="http://schemas.microsoft.com/office/2019/extlst" xmlns:r="http://schemas.openxmlformats.org/officeDocument/2006/relationships" xmlns:m="http://schemas.openxmlformats.org/officeDocument/2006/math" xmlns:v="urn:schemas-microsoft-com:vml" xmlns:wp14="http://schemas.microsoft.com/office/word/2010/wordprocessingDrawing" xmlns:wp="http://schemas.openxmlformats.org/drawingml/2006/wordprocessingDrawing" xmlns:w10="urn:schemas-microsoft-com:office:word" xmlns:w="http://schemas.openxmlformats.org/wordprocessingml/2006/main" xmlns:w14="http://schemas.microsoft.com/office/word/2010/wordml" xmlns:w15="http://schemas.microsoft.com/office/word/2012/wordml" xmlns:w16cex="http://schemas.microsoft.com/office/word/2018/wordml/cex" xmlns:w16cid="http://schemas.microsoft.com/office/word/2016/wordml/cid" xmlns:w16="http://schemas.microsoft.com/office/word/2018/wordml" xmlns:w16du="http://schemas.microsoft.com/office/word/2023/wordml/word16du" xmlns:w16sdtdh="http://schemas.microsoft.com/office/word/2020/wordml/sdtdatahash" xmlns:w16sdtfl="http://schemas.microsoft.com/office/word/2024/wordml/sdtformatlock" xmlns:w16se="http://schemas.microsoft.com/office/word/2015/wordml/symex" xmlns:wpg="http://schemas.microsoft.com/office/word/2010/wordprocessingGroup" xmlns:wpi="http://schemas.microsoft.com/office/word/2010/wordprocessingInk" xmlns:wne="http://schemas.microsoft.com/office/word/2006/wordml" xmlns:wps="http://schemas.microsoft.com/office/word/2010/wordprocessingShape" mc:Ignorable="w14 w15 w16se w16cid w16 w16cex w16sdtdh w16sdtfl w16du wp14">
   <w:p>
     <w:pPr>
       <w:pStyle w:val="Header"/>
@@ -744,7 +748,7 @@
 </file>
 
 <file path=word/header3.xml><?xml version="1.0" encoding="utf-8"?>
-<w:hdr xmlns:wpc="http://schemas.microsoft.com/office/word/2010/wordprocessingCanvas" xmlns:cx="http://schemas.microsoft.com/office/drawing/2014/chartex" xmlns:cx1="http://schemas.microsoft.com/office/drawing/2015/9/8/chartex" xmlns:cx2="http://schemas.microsoft.com/office/drawing/2015/10/21/chartex" xmlns:cx3="http://schemas.microsoft.com/office/drawing/2016/5/9/chartex" xmlns:cx4="http://schemas.microsoft.com/office/drawing/2016/5/10/chartex" xmlns:cx5="http://schemas.microsoft.com/office/drawing/2016/5/11/chartex" xmlns:cx6="http://schemas.microsoft.com/office/drawing/2016/5/12/chartex" xmlns:cx7="http://schemas.microsoft.com/office/drawing/2016/5/13/chartex" xmlns:cx8="http://schemas.microsoft.com/office/drawing/2016/5/14/chartex" xmlns:mc="http://schemas.openxmlformats.org/markup-compatibility/2006" xmlns:aink="http://schemas.microsoft.com/office/drawing/2016/ink" xmlns:am3d="http://schemas.microsoft.com/office/drawing/2017/model3d" xmlns:o="urn:schemas-microsoft-com:office:office" xmlns:oel="http://schemas.microsoft.com/office/2019/extlst" xmlns:r="http://schemas.openxmlformats.org/officeDocument/2006/relationships" xmlns:m="http://schemas.openxmlformats.org/officeDocument/2006/math" xmlns:v="urn:schemas-microsoft-com:vml" xmlns:wp14="http://schemas.microsoft.com/office/word/2010/wordprocessingDrawing" xmlns:wp="http://schemas.openxmlformats.org/drawingml/2006/wordprocessingDrawing" xmlns:w10="urn:schemas-microsoft-com:office:word" xmlns:w="http://schemas.openxmlformats.org/wordprocessingml/2006/main" xmlns:w14="http://schemas.microsoft.com/office/word/2010/wordml" xmlns:w15="http://schemas.microsoft.com/office/word/2012/wordml" xmlns:w16cex="http://schemas.microsoft.com/office/word/2018/wordml/cex" xmlns:w16cid="http://schemas.microsoft.com/office/word/2016/wordml/cid" xmlns:w16="http://schemas.microsoft.com/office/word/2018/wordml" xmlns:w16sdtdh="http://schemas.microsoft.com/office/word/2020/wordml/sdtdatahash" xmlns:w16se="http://schemas.microsoft.com/office/word/2015/wordml/symex" xmlns:wpg="http://schemas.microsoft.com/office/word/2010/wordprocessingGroup" xmlns:wpi="http://schemas.microsoft.com/office/word/2010/wordprocessingInk" xmlns:wne="http://schemas.microsoft.com/office/word/2006/wordml" xmlns:wps="http://schemas.microsoft.com/office/word/2010/wordprocessingShape" mc:Ignorable="w14 w15 w16se w16cid w16 w16cex w16sdtdh wp14">
+<w:hdr xmlns:wpc="http://schemas.microsoft.com/office/word/2010/wordprocessingCanvas" xmlns:cx="http://schemas.microsoft.com/office/drawing/2014/chartex" xmlns:cx1="http://schemas.microsoft.com/office/drawing/2015/9/8/chartex" xmlns:cx2="http://schemas.microsoft.com/office/drawing/2015/10/21/chartex" xmlns:cx3="http://schemas.microsoft.com/office/drawing/2016/5/9/chartex" xmlns:cx4="http://schemas.microsoft.com/office/drawing/2016/5/10/chartex" xmlns:cx5="http://schemas.microsoft.com/office/drawing/2016/5/11/chartex" xmlns:cx6="http://schemas.microsoft.com/office/drawing/2016/5/12/chartex" xmlns:cx7="http://schemas.microsoft.com/office/drawing/2016/5/13/chartex" xmlns:cx8="http://schemas.microsoft.com/office/drawing/2016/5/14/chartex" xmlns:mc="http://schemas.openxmlformats.org/markup-compatibility/2006" xmlns:aink="http://schemas.microsoft.com/office/drawing/2016/ink" xmlns:am3d="http://schemas.microsoft.com/office/drawing/2017/model3d" xmlns:o="urn:schemas-microsoft-com:office:office" xmlns:oel="http://schemas.microsoft.com/office/2019/extlst" xmlns:r="http://schemas.openxmlformats.org/officeDocument/2006/relationships" xmlns:m="http://schemas.openxmlformats.org/officeDocument/2006/math" xmlns:v="urn:schemas-microsoft-com:vml" xmlns:wp14="http://schemas.microsoft.com/office/word/2010/wordprocessingDrawing" xmlns:wp="http://schemas.openxmlformats.org/drawingml/2006/wordprocessingDrawing" xmlns:w10="urn:schemas-microsoft-com:office:word" xmlns:w="http://schemas.openxmlformats.org/wordprocessingml/2006/main" xmlns:w14="http://schemas.microsoft.com/office/word/2010/wordml" xmlns:w15="http://schemas.microsoft.com/office/word/2012/wordml" xmlns:w16cex="http://schemas.microsoft.com/office/word/2018/wordml/cex" xmlns:w16cid="http://schemas.microsoft.com/office/word/2016/wordml/cid" xmlns:w16="http://schemas.microsoft.com/office/word/2018/wordml" xmlns:w16du="http://schemas.microsoft.com/office/word/2023/wordml/word16du" xmlns:w16sdtdh="http://schemas.microsoft.com/office/word/2020/wordml/sdtdatahash" xmlns:w16sdtfl="http://schemas.microsoft.com/office/word/2024/wordml/sdtformatlock" xmlns:w16se="http://schemas.microsoft.com/office/word/2015/wordml/symex" xmlns:wpg="http://schemas.microsoft.com/office/word/2010/wordprocessingGroup" xmlns:wpi="http://schemas.microsoft.com/office/word/2010/wordprocessingInk" xmlns:wne="http://schemas.microsoft.com/office/word/2006/wordml" xmlns:wps="http://schemas.microsoft.com/office/word/2010/wordprocessingShape" mc:Ignorable="w14 w15 w16se w16cid w16 w16cex w16sdtdh w16sdtfl w16du wp14">
   <w:p>
     <w:pPr>
       <w:pStyle w:val="Header"/>
@@ -753,7 +757,7 @@
     <w:r>
       <w:tab/>
       <w:tab/>
-      <w:t>2026-06-17</w:t>
+      <w:t>2026-06-18</w:t>
       <w:br/>
       <w:br/>
     </w:r>
@@ -770,7 +774,7 @@
 </file>
 
 <file path=word/numbering.xml><?xml version="1.0" encoding="utf-8"?>
-<w:numbering xmlns:wpc="http://schemas.microsoft.com/office/word/2010/wordprocessingCanvas" xmlns:cx="http://schemas.microsoft.com/office/drawing/2014/chartex" xmlns:cx1="http://schemas.microsoft.com/office/drawing/2015/9/8/chartex" xmlns:cx2="http://schemas.microsoft.com/office/drawing/2015/10/21/chartex" xmlns:cx3="http://schemas.microsoft.com/office/drawing/2016/5/9/chartex" xmlns:cx4="http://schemas.microsoft.com/office/drawing/2016/5/10/chartex" xmlns:cx5="http://schemas.microsoft.com/office/drawing/2016/5/11/chartex" xmlns:cx6="http://schemas.microsoft.com/office/drawing/2016/5/12/chartex" xmlns:cx7="http://schemas.microsoft.com/office/drawing/2016/5/13/chartex" xmlns:cx8="http://schemas.microsoft.com/office/drawing/2016/5/14/chartex" xmlns:mc="http://schemas.openxmlformats.org/markup-compatibility/2006" xmlns:aink="http://schemas.microsoft.com/office/drawing/2016/ink" xmlns:am3d="http://schemas.microsoft.com/office/drawing/2017/model3d" xmlns:o="urn:schemas-microsoft-com:office:office" xmlns:oel="http://schemas.microsoft.com/office/2019/extlst" xmlns:r="http://schemas.openxmlformats.org/officeDocument/2006/relationships" xmlns:m="http://schemas.openxmlformats.org/officeDocument/2006/math" xmlns:v="urn:schemas-microsoft-com:vml" xmlns:wp14="http://schemas.microsoft.com/office/word/2010/wordprocessingDrawing" xmlns:wp="http://schemas.openxmlformats.org/drawingml/2006/wordprocessingDrawing" xmlns:w10="urn:schemas-microsoft-com:office:word" xmlns:w="http://schemas.openxmlformats.org/wordprocessingml/2006/main" xmlns:w14="http://schemas.microsoft.com/office/word/2010/wordml" xmlns:w15="http://schemas.microsoft.com/office/word/2012/wordml" xmlns:w16cex="http://schemas.microsoft.com/office/word/2018/wordml/cex" xmlns:w16cid="http://schemas.microsoft.com/office/word/2016/wordml/cid" xmlns:w16="http://schemas.microsoft.com/office/word/2018/wordml" xmlns:w16sdtdh="http://schemas.microsoft.com/office/word/2020/wordml/sdtdatahash" xmlns:w16se="http://schemas.microsoft.com/office/word/2015/wordml/symex" xmlns:wpg="http://schemas.microsoft.com/office/word/2010/wordprocessingGroup" xmlns:wpi="http://schemas.microsoft.com/office/word/2010/wordprocessingInk" xmlns:wne="http://schemas.microsoft.com/office/word/2006/wordml" xmlns:wps="http://schemas.microsoft.com/office/word/2010/wordprocessingShape" mc:Ignorable="w14 w15 w16se w16cid w16 w16cex w16sdtdh wp14">
+<w:numbering xmlns:wpc="http://schemas.microsoft.com/office/word/2010/wordprocessingCanvas" xmlns:cx="http://schemas.microsoft.com/office/drawing/2014/chartex" xmlns:cx1="http://schemas.microsoft.com/office/drawing/2015/9/8/chartex" xmlns:cx2="http://schemas.microsoft.com/office/drawing/2015/10/21/chartex" xmlns:cx3="http://schemas.microsoft.com/office/drawing/2016/5/9/chartex" xmlns:cx4="http://schemas.microsoft.com/office/drawing/2016/5/10/chartex" xmlns:cx5="http://schemas.microsoft.com/office/drawing/2016/5/11/chartex" xmlns:cx6="http://schemas.microsoft.com/office/drawing/2016/5/12/chartex" xmlns:cx7="http://schemas.microsoft.com/office/drawing/2016/5/13/chartex" xmlns:cx8="http://schemas.microsoft.com/office/drawing/2016/5/14/chartex" xmlns:mc="http://schemas.openxmlformats.org/markup-compatibility/2006" xmlns:aink="http://schemas.microsoft.com/office/drawing/2016/ink" xmlns:am3d="http://schemas.microsoft.com/office/drawing/2017/model3d" xmlns:o="urn:schemas-microsoft-com:office:office" xmlns:oel="http://schemas.microsoft.com/office/2019/extlst" xmlns:r="http://schemas.openxmlformats.org/officeDocument/2006/relationships" xmlns:m="http://schemas.openxmlformats.org/officeDocument/2006/math" xmlns:v="urn:schemas-microsoft-com:vml" xmlns:wp14="http://schemas.microsoft.com/office/word/2010/wordprocessingDrawing" xmlns:wp="http://schemas.openxmlformats.org/drawingml/2006/wordprocessingDrawing" xmlns:w10="urn:schemas-microsoft-com:office:word" xmlns:w="http://schemas.openxmlformats.org/wordprocessingml/2006/main" xmlns:w14="http://schemas.microsoft.com/office/word/2010/wordml" xmlns:w15="http://schemas.microsoft.com/office/word/2012/wordml" xmlns:w16cex="http://schemas.microsoft.com/office/word/2018/wordml/cex" xmlns:w16cid="http://schemas.microsoft.com/office/word/2016/wordml/cid" xmlns:w16="http://schemas.microsoft.com/office/word/2018/wordml" xmlns:w16du="http://schemas.microsoft.com/office/word/2023/wordml/word16du" xmlns:w16sdtdh="http://schemas.microsoft.com/office/word/2020/wordml/sdtdatahash" xmlns:w16sdtfl="http://schemas.microsoft.com/office/word/2024/wordml/sdtformatlock" xmlns:w16se="http://schemas.microsoft.com/office/word/2015/wordml/symex" xmlns:wpg="http://schemas.microsoft.com/office/word/2010/wordprocessingGroup" xmlns:wpi="http://schemas.microsoft.com/office/word/2010/wordprocessingInk" xmlns:wne="http://schemas.microsoft.com/office/word/2006/wordml" xmlns:wps="http://schemas.microsoft.com/office/word/2010/wordprocessingShape" mc:Ignorable="w14 w15 w16se w16cid w16 w16cex w16sdtdh w16sdtfl w16du wp14">
   <w:abstractNum w:abstractNumId="0" w15:restartNumberingAfterBreak="0">
     <w:nsid w:val="FFFFFF7C"/>
     <w:multiLevelType w:val="singleLevel"/>
@@ -973,7 +977,7 @@
 </file>
 
 <file path=word/styles.xml><?xml version="1.0" encoding="utf-8"?>
-<w:styles xmlns:mc="http://schemas.openxmlformats.org/markup-compatibility/2006" xmlns:r="http://schemas.openxmlformats.org/officeDocument/2006/relationships" xmlns:w="http://schemas.openxmlformats.org/wordprocessingml/2006/main" xmlns:w14="http://schemas.microsoft.com/office/word/2010/wordml" xmlns:w15="http://schemas.microsoft.com/office/word/2012/wordml" xmlns:w16cex="http://schemas.microsoft.com/office/word/2018/wordml/cex" xmlns:w16cid="http://schemas.microsoft.com/office/word/2016/wordml/cid" xmlns:w16="http://schemas.microsoft.com/office/word/2018/wordml" xmlns:w16sdtdh="http://schemas.microsoft.com/office/word/2020/wordml/sdtdatahash" xmlns:w16se="http://schemas.microsoft.com/office/word/2015/wordml/symex" mc:Ignorable="w14 w15 w16se w16cid w16 w16cex w16sdtdh">
+<w:styles xmlns:mc="http://schemas.openxmlformats.org/markup-compatibility/2006" xmlns:r="http://schemas.openxmlformats.org/officeDocument/2006/relationships" xmlns:w="http://schemas.openxmlformats.org/wordprocessingml/2006/main" xmlns:w14="http://schemas.microsoft.com/office/word/2010/wordml" xmlns:w15="http://schemas.microsoft.com/office/word/2012/wordml" xmlns:w16cex="http://schemas.microsoft.com/office/word/2018/wordml/cex" xmlns:w16cid="http://schemas.microsoft.com/office/word/2016/wordml/cid" xmlns:w16="http://schemas.microsoft.com/office/word/2018/wordml" xmlns:w16du="http://schemas.microsoft.com/office/word/2023/wordml/word16du" xmlns:w16sdtdh="http://schemas.microsoft.com/office/word/2020/wordml/sdtdatahash" xmlns:w16sdtfl="http://schemas.microsoft.com/office/word/2024/wordml/sdtformatlock" xmlns:w16se="http://schemas.microsoft.com/office/word/2015/wordml/symex" mc:Ignorable="w14 w15 w16se w16cid w16 w16cex w16sdtdh w16sdtfl w16du">
   <w:docDefaults>
     <w:rPrDefault>
       <w:rPr>
@@ -1731,7 +1735,7 @@
     <w:link w:val="TitleChar"/>
     <w:uiPriority w:val="10"/>
     <w:qFormat/>
-    <w:rsid w:val="007106C8"/>
+    <w:rsid w:val="00E854FA"/>
     <w:pPr>
       <w:spacing w:after="300" w:line="240" w:lineRule="auto"/>
       <w:contextualSpacing/>
@@ -1741,7 +1745,7 @@
       <w:rFonts w:eastAsiaTheme="majorEastAsia" w:cstheme="majorBidi"/>
       <w:spacing w:val="5"/>
       <w:kern w:val="28"/>
-      <w:sz w:val="52"/>
+      <w:sz w:val="40"/>
       <w:szCs w:val="52"/>
       <w:lang w:val="sv-SE" w:eastAsia="en-US" w:bidi="ar-SA"/>
     </w:rPr>
@@ -1751,12 +1755,12 @@
     <w:basedOn w:val="DefaultParagraphFont"/>
     <w:link w:val="Title"/>
     <w:uiPriority w:val="10"/>
-    <w:rsid w:val="007106C8"/>
+    <w:rsid w:val="00E854FA"/>
     <w:rPr>
       <w:rFonts w:ascii="Times New Roman" w:eastAsiaTheme="majorEastAsia" w:hAnsi="Times New Roman" w:cstheme="majorBidi"/>
       <w:spacing w:val="5"/>
       <w:kern w:val="28"/>
-      <w:sz w:val="52"/>
+      <w:sz w:val="40"/>
       <w:szCs w:val="52"/>
       <w:lang w:val="sv-SE" w:eastAsia="en-US" w:bidi="ar-SA"/>
     </w:rPr>

--- a/klagomål/A 9569-2026 FSC-klagomål.docx
+++ b/klagomål/A 9569-2026 FSC-klagomål.docx
@@ -757,7 +757,7 @@
     <w:r>
       <w:tab/>
       <w:tab/>
-      <w:t>2026-06-18</w:t>
+      <w:t>2026-06-19</w:t>
       <w:br/>
       <w:br/>
     </w:r>

--- a/klagomål/A 9569-2026 FSC-klagomål.docx
+++ b/klagomål/A 9569-2026 FSC-klagomål.docx
@@ -757,7 +757,7 @@
     <w:r>
       <w:tab/>
       <w:tab/>
-      <w:t>2026-06-19</w:t>
+      <w:t>2026-06-20</w:t>
       <w:br/>
       <w:br/>
     </w:r>

--- a/klagomål/A 9569-2026 FSC-klagomål.docx
+++ b/klagomål/A 9569-2026 FSC-klagomål.docx
@@ -168,38 +168,7 @@
     </w:p>
     <w:p>
       <w:r>
-        <w:t>Detta dokument behandlar höga naturvärden i avverkningsanmälan A 9569-2026 i Östhammars kommun som inkom 2026-02-18 och omfattar 1,4 ha.</w:t>
-      </w:r>
-    </w:p>
-    <w:p>
-      <w:r>
-        <w:t>Nedan presenteras fynd av naturvårdsarter som gjorts i det avverkningsanmälda området, samt relevanta utdrag ur standarderna för FSC, Chain of Custody, Controlled Wood och PEFC.</w:t>
-      </w:r>
-    </w:p>
-    <w:p>
-      <w:r>
-        <w:t>Vi förväntar oss att ni återkommer med ett skriftligt svar på vårt klagomål och även beskriver vilka korrigerande åtgärder ni satt in för att rätta till identifierade brister i er efterlevnad av den svenska FSC standarden.</w:t>
-      </w:r>
-    </w:p>
-    <w:p>
-      <w:pPr>
-        <w:pStyle w:val="Heading1"/>
-      </w:pPr>
-      <w:r>
-        <w:t>Naturvårdsarter</w:t>
-      </w:r>
-    </w:p>
-    <w:p>
-      <w:r>
-        <w:t>I avverkningsanmälan har följande 7 naturvårdsarter hittats: gyllenfingersvamp (EN), koppartaggsvamp (EN), skarp dropptaggsvamp (NT), äggspindling (NT), anisspindling (S), olivspindling (S) och trådticka (S, T). Av dessa är 4 rödlistade. För rödlistade arter har rödlistekategorin angivits inom parentes. Arter som är signalarter enligt Skogsstyrelsen har markerats med (S). Typiska arter inom Natura 2000 som är kopplade till skogsekosystem har markerats med (T).</w:t>
-      </w:r>
-    </w:p>
-    <w:p>
-      <w:r>
-        <w:t>De påträffade naturvårdsarterna är ett tydligt kvitto på att det rör sig om en skog med höga naturvärden.</w:t>
-      </w:r>
-      <w:r>
-        <w:t xml:space="preserve"> I Figur 1 visas fyndplatser för naturvårdsarter i området, som finns registrerade på Artportalen.</w:t>
+        <w:t>Detta klagomål behandlar höga naturvärden i avverkningsanmälan A 9569-2026 i Östhammars kommun som inkom 2026-02-18 och omfattar 1,4 ha.</w:t>
       </w:r>
     </w:p>
     <w:p>
@@ -247,7 +216,35 @@
         <w:spacing w:after="240"/>
       </w:pPr>
       <w:r>
-        <w:t>Figur 1. Fyndplatser för naturvårdsarter i avverkningsanmälan (röd linje). Markörer utan svart kant är placerade på fyndplatsen. Markörer med svart kant är placerade vid sidan av fyndplatsen och har ett svart streck som visar fyndplatsens exakta position. Kartans mittpunktskoordinat är N 6682802, E 691946 i SWEREF 99 TM.</w:t>
+        <w:t>Figur 1. Fyndplatser för naturvårdsarter i avverkningsanmälan. Markörer utan svart kant är placerade på fyndplatsen. Markörer med svart kant är placerade vid sidan av fyndplatsen har ett svart streck som visar fyndplatsens exakta position. Kartans mittpunktskoordinat är N 6682802, E 691946 i SWEREF 99 TM.</w:t>
+      </w:r>
+    </w:p>
+    <w:p>
+      <w:r>
+        <w:t>I avverkningsanmälan finns fynd av 7 naturvårdsarter, varav 4 är rödlistade, 1 är typisk (T) och 3 är signalarter (S): gyllenfingersvamp (EN), koppartaggsvamp (EN), skarp dropptaggsvamp (NT), äggspindling (NT), anisspindling (S), olivspindling (S) och trådticka (S, T). Se Figur 1.</w:t>
+      </w:r>
+    </w:p>
+    <w:p>
+      <w:r>
+        <w:t>Nedan presenteras relevanta utdrag ur standarderna för FSC, Chain of Custody, Controlled Wood och PEFC.</w:t>
+      </w:r>
+    </w:p>
+    <w:p>
+      <w:r>
+        <w:t>Vi förväntar oss att ni återkommer med ett skriftligt svar på vårt klagomål och även beskriver vilka korrigerande åtgärder ni satt in för att rätta till identifierade brister i er efterlevnad av den svenska FSC standarden.</w:t>
+      </w:r>
+    </w:p>
+    <w:p>
+      <w:pPr>
+        <w:pStyle w:val="Heading1"/>
+      </w:pPr>
+      <w:r>
+        <w:t>Naturvårdsarter och fridlysta arter</w:t>
+      </w:r>
+    </w:p>
+    <w:p>
+      <w:r>
+        <w:t>Nedan följer beskrivningar av de naturvårdsarter och fridlysta arter som har sina livsmiljöer och växtplatser i den avverkningsanmälda skogen. De påträffade naturvårdsarterna är ett tydligt kvitto på att det rör sig om en skog med höga naturvärden.</w:t>
       </w:r>
     </w:p>
     <w:p>
@@ -295,10 +292,10 @@
         <w:rPr>
           <w:b/>
         </w:rPr>
-        <w:t>Olivspindling</w:t>
+        <w:t xml:space="preserve">Skarp dropptaggsvamp (NT) </w:t>
       </w:r>
       <w:r>
-        <w:t xml:space="preserve"> växer uteslutande på näringsrik och kalkhaltig skogsmark där den huvudsakligen bildar mykorrhiza med gran och tall. Svampen är en typisk representant för kalkgranskogens särpräglade och rika svampflora. Kalavverkning är ett hot mot arten, eftersom den sannolikt kräver lång kontinuitet av äldre träd. Populationerna i landet bedöms därför minska beroende på slutavverkning av äldre barrskog på kalkhaltig mark (SLU Artdatabanken, 2024; Nitare &amp; Skogsstyrelsen, 2019).</w:t>
+        <w:t>bildar mykorrhiza med både gran och tall, främst i barrskogar med trädkontinuitet. Arten uppträder dels i näringsrik kalkbarrskog och dels i sur lavtallskog. Kalkbarrskogarna är ofta grandominerade, olikåldriga och skiktade på frisk mark med ett örtrikt vegetationsskikt. Lavtallskogarna är i regel magra, torra, ljusöppna och ofta brandpräglade. Den totala populationen i landet har minskat och bedöms fortsätta minska till följd av avverkning av äldre barrskogar. Arten har begränsad förmåga att återetablera sig efter slutavverkning eller andra storskaliga skogsbruksåtgärder. Det saknas indikationer på att arten långsiktigt kan etablera eller reproducera sig i skogsbestånd som brukas med metoder som trakthyggesbruk, markberedning, gödsling eller föryngring med förädlat plantmaterial. Minskningstakten för den svenska populationen bedöms vara nära gränsvärdet för Sårbar (VU) (SLU Artdatabanken, 2026).</w:t>
       </w:r>
     </w:p>
     <w:p>
@@ -306,10 +303,21 @@
         <w:rPr>
           <w:b/>
         </w:rPr>
-        <w:t xml:space="preserve">Skarp dropptaggsvamp (NT) </w:t>
+        <w:t xml:space="preserve">Äggspindling (NT) </w:t>
       </w:r>
       <w:r>
-        <w:t>bildar mykorrhiza med både gran och tall, främst i barrskogar med trädkontinuitet. Arten uppträder dels i näringsrik kalkbarrskog och dels i sur lavtallskog. Kalkbarrskogarna är ofta grandominerade, olikåldriga och skiktade på frisk mark med ett örtrikt vegetationsskikt. Lavtallskogarna är i regel magra, torra, ljusöppna och ofta brandpräglade. Den totala populationen i landet har minskat och bedöms fortsätta minska till följd av avverkning av äldre barrskogar. Arten har begränsad förmåga att återetablera sig efter slutavverkning eller andra storskaliga skogsbruksåtgärder. Det saknas indikationer på att arten långsiktigt kan etablera eller reproducera sig i skogsbestånd som brukas med metoder som trakthyggesbruk, markberedning, gödsling eller föryngring med förädlat plantmaterial. Minskningstakten för den svenska populationen bedöms vara nära gränsvärdet för Sårbar (VU) (SLU Artdatabanken, 2026).</w:t>
+        <w:t>bildar mykorrhiza med gran i äldre ängsgranskog på kalkrik mark och kräver sannolikt lång kontinuitet av äldre träd. Arten bedöms ha minskat med mer än 15 % över de senaste 50 åren, p.g.a. slutavverkning av äldre skog och minskningstakten för den svenska populationen bedöms vara nära gränsvärdet för Sårbar (VU). (A2c+3c+4c). På artens växtplatser måste skogsbruk ske med stor försiktighet eftersom de ofta innehåller ett stort antal sällsynta och hotade arter. Lokaler med rika förekomster bör betraktas som nyckelbiotoper och helt undantas från avverkning. Äggspindling är globalt rödlistad som nära hotad (NT) vilket innebär att Sverige har ett internationellt ansvar för arten (SLU Artdatabanken, 2024; Nitare &amp; Skogsstyrelsen, 2019; IUCN, 2019).</w:t>
+      </w:r>
+    </w:p>
+    <w:p>
+      <w:r>
+        <w:rPr>
+          <w:b/>
+        </w:rPr>
+        <w:t>Olivspindling</w:t>
+      </w:r>
+      <w:r>
+        <w:t xml:space="preserve"> växer uteslutande på näringsrik och kalkhaltig skogsmark där den huvudsakligen bildar mykorrhiza med gran och tall. Svampen är en typisk representant för kalkgranskogens särpräglade och rika svampflora. Kalavverkning är ett hot mot arten, eftersom den sannolikt kräver lång kontinuitet av äldre träd. Populationerna i landet bedöms därför minska beroende på slutavverkning av äldre barrskog på kalkhaltig mark (SLU Artdatabanken, 2024; Nitare &amp; Skogsstyrelsen, 2019).</w:t>
       </w:r>
     </w:p>
     <w:p>
@@ -339,17 +347,6 @@
       </w:r>
       <w:r>
         <w:t>(SLU Artdatabanken, 2025).</w:t>
-      </w:r>
-    </w:p>
-    <w:p>
-      <w:r>
-        <w:rPr>
-          <w:b/>
-        </w:rPr>
-        <w:t xml:space="preserve">Äggspindling (NT) </w:t>
-      </w:r>
-      <w:r>
-        <w:t>bildar mykorrhiza med gran i äldre ängsgranskog på kalkrik mark och kräver sannolikt lång kontinuitet av äldre träd. Arten bedöms ha minskat med mer än 15 % över de senaste 50 åren, p.g.a. slutavverkning av äldre skog och minskningstakten för den svenska populationen bedöms vara nära gränsvärdet för Sårbar (VU). (A2c+3c+4c). På artens växtplatser måste skogsbruk ske med stor försiktighet eftersom de ofta innehåller ett stort antal sällsynta och hotade arter. Lokaler med rika förekomster bör betraktas som nyckelbiotoper och helt undantas från avverkning. Äggspindling är globalt rödlistad som nära hotad (NT) vilket innebär att Sverige har ett internationellt ansvar för arten (SLU Artdatabanken, 2024; Nitare &amp; Skogsstyrelsen, 2019; IUCN, 2019).</w:t>
       </w:r>
     </w:p>
     <w:p>
@@ -757,7 +754,7 @@
     <w:r>
       <w:tab/>
       <w:tab/>
-      <w:t>2026-06-20</w:t>
+      <w:t>2026-06-21</w:t>
       <w:br/>
       <w:br/>
     </w:r>

--- a/klagomål/A 9569-2026 FSC-klagomål.docx
+++ b/klagomål/A 9569-2026 FSC-klagomål.docx
@@ -754,7 +754,7 @@
     <w:r>
       <w:tab/>
       <w:tab/>
-      <w:t>2026-06-21</w:t>
+      <w:t>2026-06-22</w:t>
       <w:br/>
       <w:br/>
     </w:r>

--- a/klagomål/A 9569-2026 FSC-klagomål.docx
+++ b/klagomål/A 9569-2026 FSC-klagomål.docx
@@ -754,7 +754,7 @@
     <w:r>
       <w:tab/>
       <w:tab/>
-      <w:t>2026-06-22</w:t>
+      <w:t>2026-06-23</w:t>
       <w:br/>
       <w:br/>
     </w:r>

--- a/klagomål/A 9569-2026 FSC-klagomål.docx
+++ b/klagomål/A 9569-2026 FSC-klagomål.docx
@@ -754,7 +754,7 @@
     <w:r>
       <w:tab/>
       <w:tab/>
-      <w:t>2026-06-23</w:t>
+      <w:t>2026-06-24</w:t>
       <w:br/>
       <w:br/>
     </w:r>

--- a/klagomål/A 9569-2026 FSC-klagomål.docx
+++ b/klagomål/A 9569-2026 FSC-klagomål.docx
@@ -754,7 +754,7 @@
     <w:r>
       <w:tab/>
       <w:tab/>
-      <w:t>2026-06-24</w:t>
+      <w:t>2026-06-25</w:t>
       <w:br/>
       <w:br/>
     </w:r>

--- a/klagomål/A 9569-2026 FSC-klagomål.docx
+++ b/klagomål/A 9569-2026 FSC-klagomål.docx
@@ -754,7 +754,7 @@
     <w:r>
       <w:tab/>
       <w:tab/>
-      <w:t>2026-06-25</w:t>
+      <w:t>2026-06-26</w:t>
       <w:br/>
       <w:br/>
     </w:r>

--- a/klagomål/A 9569-2026 FSC-klagomål.docx
+++ b/klagomål/A 9569-2026 FSC-klagomål.docx
@@ -754,7 +754,7 @@
     <w:r>
       <w:tab/>
       <w:tab/>
-      <w:t>2026-06-26</w:t>
+      <w:t>2026-06-27</w:t>
       <w:br/>
       <w:br/>
     </w:r>

--- a/klagomål/A 9569-2026 FSC-klagomål.docx
+++ b/klagomål/A 9569-2026 FSC-klagomål.docx
@@ -754,7 +754,7 @@
     <w:r>
       <w:tab/>
       <w:tab/>
-      <w:t>2026-06-27</w:t>
+      <w:t>2026-06-28</w:t>
       <w:br/>
       <w:br/>
     </w:r>

--- a/klagomål/A 9569-2026 FSC-klagomål.docx
+++ b/klagomål/A 9569-2026 FSC-klagomål.docx
@@ -754,7 +754,7 @@
     <w:r>
       <w:tab/>
       <w:tab/>
-      <w:t>2026-06-28</w:t>
+      <w:t>2026-06-29</w:t>
       <w:br/>
       <w:br/>
     </w:r>

--- a/klagomål/A 9569-2026 FSC-klagomål.docx
+++ b/klagomål/A 9569-2026 FSC-klagomål.docx
@@ -754,7 +754,7 @@
     <w:r>
       <w:tab/>
       <w:tab/>
-      <w:t>2026-06-29</w:t>
+      <w:t>2026-06-30</w:t>
       <w:br/>
       <w:br/>
     </w:r>

--- a/klagomål/A 9569-2026 FSC-klagomål.docx
+++ b/klagomål/A 9569-2026 FSC-klagomål.docx
@@ -754,7 +754,7 @@
     <w:r>
       <w:tab/>
       <w:tab/>
-      <w:t>2026-06-30</w:t>
+      <w:t>2026-07-01</w:t>
       <w:br/>
       <w:br/>
     </w:r>

--- a/klagomål/A 9569-2026 FSC-klagomål.docx
+++ b/klagomål/A 9569-2026 FSC-klagomål.docx
@@ -754,7 +754,7 @@
     <w:r>
       <w:tab/>
       <w:tab/>
-      <w:t>2026-07-01</w:t>
+      <w:t>2026-07-02</w:t>
       <w:br/>
       <w:br/>
     </w:r>

--- a/klagomål/A 9569-2026 FSC-klagomål.docx
+++ b/klagomål/A 9569-2026 FSC-klagomål.docx
@@ -754,7 +754,7 @@
     <w:r>
       <w:tab/>
       <w:tab/>
-      <w:t>2026-07-13</w:t>
+      <w:t>2026-07-14</w:t>
       <w:br/>
       <w:br/>
     </w:r>

--- a/klagomål/A 9569-2026 FSC-klagomål.docx
+++ b/klagomål/A 9569-2026 FSC-klagomål.docx
@@ -754,7 +754,7 @@
     <w:r>
       <w:tab/>
       <w:tab/>
-      <w:t>2026-07-14</w:t>
+      <w:t>2026-07-15</w:t>
       <w:br/>
       <w:br/>
     </w:r>

--- a/klagomål/A 9569-2026 FSC-klagomål.docx
+++ b/klagomål/A 9569-2026 FSC-klagomål.docx
@@ -754,7 +754,7 @@
     <w:r>
       <w:tab/>
       <w:tab/>
-      <w:t>2026-07-15</w:t>
+      <w:t>2026-07-16</w:t>
       <w:br/>
       <w:br/>
     </w:r>

--- a/klagomål/A 9569-2026 FSC-klagomål.docx
+++ b/klagomål/A 9569-2026 FSC-klagomål.docx
@@ -754,7 +754,7 @@
     <w:r>
       <w:tab/>
       <w:tab/>
-      <w:t>2026-07-16</w:t>
+      <w:t>2026-07-17</w:t>
       <w:br/>
       <w:br/>
     </w:r>

--- a/klagomål/A 9569-2026 FSC-klagomål.docx
+++ b/klagomål/A 9569-2026 FSC-klagomål.docx
@@ -754,7 +754,7 @@
     <w:r>
       <w:tab/>
       <w:tab/>
-      <w:t>2026-07-17</w:t>
+      <w:t>2026-07-18</w:t>
       <w:br/>
       <w:br/>
     </w:r>

--- a/klagomål/A 9569-2026 FSC-klagomål.docx
+++ b/klagomål/A 9569-2026 FSC-klagomål.docx
@@ -754,7 +754,7 @@
     <w:r>
       <w:tab/>
       <w:tab/>
-      <w:t>2026-07-18</w:t>
+      <w:t>2026-07-19</w:t>
       <w:br/>
       <w:br/>
     </w:r>

--- a/klagomål/A 9569-2026 FSC-klagomål.docx
+++ b/klagomål/A 9569-2026 FSC-klagomål.docx
@@ -754,7 +754,7 @@
     <w:r>
       <w:tab/>
       <w:tab/>
-      <w:t>2026-07-19</w:t>
+      <w:t>2026-07-20</w:t>
       <w:br/>
       <w:br/>
     </w:r>

--- a/klagomål/A 9569-2026 FSC-klagomål.docx
+++ b/klagomål/A 9569-2026 FSC-klagomål.docx
@@ -754,7 +754,7 @@
     <w:r>
       <w:tab/>
       <w:tab/>
-      <w:t>2026-07-20</w:t>
+      <w:t>2026-07-21</w:t>
       <w:br/>
       <w:br/>
     </w:r>

--- a/klagomål/A 9569-2026 FSC-klagomål.docx
+++ b/klagomål/A 9569-2026 FSC-klagomål.docx
@@ -754,7 +754,7 @@
     <w:r>
       <w:tab/>
       <w:tab/>
-      <w:t>2026-07-21</w:t>
+      <w:t>2026-07-22</w:t>
       <w:br/>
       <w:br/>
     </w:r>

--- a/klagomål/A 9569-2026 FSC-klagomål.docx
+++ b/klagomål/A 9569-2026 FSC-klagomål.docx
@@ -754,7 +754,7 @@
     <w:r>
       <w:tab/>
       <w:tab/>
-      <w:t>2026-07-22</w:t>
+      <w:t>2026-07-23</w:t>
       <w:br/>
       <w:br/>
     </w:r>

--- a/klagomål/A 9569-2026 FSC-klagomål.docx
+++ b/klagomål/A 9569-2026 FSC-klagomål.docx
@@ -754,7 +754,7 @@
     <w:r>
       <w:tab/>
       <w:tab/>
-      <w:t>2026-07-23</w:t>
+      <w:t>2026-07-24</w:t>
       <w:br/>
       <w:br/>
     </w:r>

--- a/klagomål/A 9569-2026 FSC-klagomål.docx
+++ b/klagomål/A 9569-2026 FSC-klagomål.docx
@@ -754,7 +754,7 @@
     <w:r>
       <w:tab/>
       <w:tab/>
-      <w:t>2026-07-24</w:t>
+      <w:t>2026-07-25</w:t>
       <w:br/>
       <w:br/>
     </w:r>

--- a/klagomål/A 9569-2026 FSC-klagomål.docx
+++ b/klagomål/A 9569-2026 FSC-klagomål.docx
@@ -754,7 +754,7 @@
     <w:r>
       <w:tab/>
       <w:tab/>
-      <w:t>2026-07-25</w:t>
+      <w:t>2026-07-26</w:t>
       <w:br/>
       <w:br/>
     </w:r>

--- a/klagomål/A 9569-2026 FSC-klagomål.docx
+++ b/klagomål/A 9569-2026 FSC-klagomål.docx
@@ -754,7 +754,7 @@
     <w:r>
       <w:tab/>
       <w:tab/>
-      <w:t>2026-07-26</w:t>
+      <w:t>2026-07-27</w:t>
       <w:br/>
       <w:br/>
     </w:r>

--- a/klagomål/A 9569-2026 FSC-klagomål.docx
+++ b/klagomål/A 9569-2026 FSC-klagomål.docx
@@ -754,7 +754,7 @@
     <w:r>
       <w:tab/>
       <w:tab/>
-      <w:t>2026-07-27</w:t>
+      <w:t>2026-07-28</w:t>
       <w:br/>
       <w:br/>
     </w:r>

--- a/klagomål/A 9569-2026 FSC-klagomål.docx
+++ b/klagomål/A 9569-2026 FSC-klagomål.docx
@@ -754,7 +754,7 @@
     <w:r>
       <w:tab/>
       <w:tab/>
-      <w:t>2026-07-28</w:t>
+      <w:t>2026-07-29</w:t>
       <w:br/>
       <w:br/>
     </w:r>

--- a/klagomål/A 9569-2026 FSC-klagomål.docx
+++ b/klagomål/A 9569-2026 FSC-klagomål.docx
@@ -754,7 +754,7 @@
     <w:r>
       <w:tab/>
       <w:tab/>
-      <w:t>2026-07-29</w:t>
+      <w:t>2026-07-30</w:t>
       <w:br/>
       <w:br/>
     </w:r>

--- a/klagomål/A 9569-2026 FSC-klagomål.docx
+++ b/klagomål/A 9569-2026 FSC-klagomål.docx
@@ -754,7 +754,7 @@
     <w:r>
       <w:tab/>
       <w:tab/>
-      <w:t>2026-07-30</w:t>
+      <w:t>2026-07-31</w:t>
       <w:br/>
       <w:br/>
     </w:r>

--- a/klagomål/A 9569-2026 FSC-klagomål.docx
+++ b/klagomål/A 9569-2026 FSC-klagomål.docx
@@ -754,7 +754,7 @@
     <w:r>
       <w:tab/>
       <w:tab/>
-      <w:t>2026-07-31</w:t>
+      <w:t>2026-08-01</w:t>
       <w:br/>
       <w:br/>
     </w:r>

--- a/klagomål/A 9569-2026 FSC-klagomål.docx
+++ b/klagomål/A 9569-2026 FSC-klagomål.docx
@@ -754,7 +754,7 @@
     <w:r>
       <w:tab/>
       <w:tab/>
-      <w:t>2026-08-01</w:t>
+      <w:t>2026-08-02</w:t>
       <w:br/>
       <w:br/>
     </w:r>

--- a/klagomål/A 9569-2026 FSC-klagomål.docx
+++ b/klagomål/A 9569-2026 FSC-klagomål.docx
@@ -754,7 +754,7 @@
     <w:r>
       <w:tab/>
       <w:tab/>
-      <w:t>2026-08-02</w:t>
+      <w:t>2026-08-03</w:t>
       <w:br/>
       <w:br/>
     </w:r>

--- a/klagomål/A 9569-2026 FSC-klagomål.docx
+++ b/klagomål/A 9569-2026 FSC-klagomål.docx
@@ -754,7 +754,7 @@
     <w:r>
       <w:tab/>
       <w:tab/>
-      <w:t>2026-08-03</w:t>
+      <w:t>2026-08-05</w:t>
       <w:br/>
       <w:br/>
     </w:r>

--- a/klagomål/A 9569-2026 FSC-klagomål.docx
+++ b/klagomål/A 9569-2026 FSC-klagomål.docx
@@ -754,7 +754,7 @@
     <w:r>
       <w:tab/>
       <w:tab/>
-      <w:t>2026-08-05</w:t>
+      <w:t>2026-08-07</w:t>
       <w:br/>
       <w:br/>
     </w:r>

--- a/klagomål/A 9569-2026 FSC-klagomål.docx
+++ b/klagomål/A 9569-2026 FSC-klagomål.docx
@@ -754,7 +754,7 @@
     <w:r>
       <w:tab/>
       <w:tab/>
-      <w:t>2026-08-07</w:t>
+      <w:t>2026-08-08</w:t>
       <w:br/>
       <w:br/>
     </w:r>

--- a/klagomål/A 9569-2026 FSC-klagomål.docx
+++ b/klagomål/A 9569-2026 FSC-klagomål.docx
@@ -216,7 +216,7 @@
         <w:spacing w:after="240"/>
       </w:pPr>
       <w:r>
-        <w:t>Figur 1. Fyndplatser för naturvårdsarter i avverkningsanmälan. Markörer utan svart kant är placerade på fyndplatsen. Markörer med svart kant är placerade vid sidan av fyndplatsen har ett svart streck som visar fyndplatsens exakta position. Kartans mittpunktskoordinat är N 6682802, E 691946 i SWEREF 99 TM.</w:t>
+        <w:t>Figur 1. Fyndplatser för naturvårdsarter i avverkningsanmälan. Markörer utan svart kant är placerade på fyndplatsen. Markörer med svart kant är placerade vid sidan av fyndplatsen och har ett svart streck som visar fyndplatsens exakta position. Kartans mittpunktskoordinat är N 6682802, E 691946 i SWEREF 99 TM.</w:t>
       </w:r>
     </w:p>
     <w:p>
@@ -754,7 +754,7 @@
     <w:r>
       <w:tab/>
       <w:tab/>
-      <w:t>2026-08-14</w:t>
+      <w:t>2026-08-15</w:t>
       <w:br/>
       <w:br/>
     </w:r>

--- a/klagomål/A 9569-2026 FSC-klagomål.docx
+++ b/klagomål/A 9569-2026 FSC-klagomål.docx
@@ -754,7 +754,7 @@
     <w:r>
       <w:tab/>
       <w:tab/>
-      <w:t>2026-08-15</w:t>
+      <w:t>2026-08-16</w:t>
       <w:br/>
       <w:br/>
     </w:r>

--- a/klagomål/A 9569-2026 FSC-klagomål.docx
+++ b/klagomål/A 9569-2026 FSC-klagomål.docx
@@ -754,7 +754,7 @@
     <w:r>
       <w:tab/>
       <w:tab/>
-      <w:t>2026-08-16</w:t>
+      <w:t>2026-08-17</w:t>
       <w:br/>
       <w:br/>
     </w:r>

--- a/klagomål/A 9569-2026 FSC-klagomål.docx
+++ b/klagomål/A 9569-2026 FSC-klagomål.docx
@@ -754,7 +754,7 @@
     <w:r>
       <w:tab/>
       <w:tab/>
-      <w:t>2026-08-17</w:t>
+      <w:t>2026-08-18</w:t>
       <w:br/>
       <w:br/>
     </w:r>

--- a/klagomål/A 9569-2026 FSC-klagomål.docx
+++ b/klagomål/A 9569-2026 FSC-klagomål.docx
@@ -754,7 +754,7 @@
     <w:r>
       <w:tab/>
       <w:tab/>
-      <w:t>2026-08-18</w:t>
+      <w:t>2026-08-19</w:t>
       <w:br/>
       <w:br/>
     </w:r>

--- a/klagomål/A 9569-2026 FSC-klagomål.docx
+++ b/klagomål/A 9569-2026 FSC-klagomål.docx
@@ -754,7 +754,7 @@
     <w:r>
       <w:tab/>
       <w:tab/>
-      <w:t>2026-08-19</w:t>
+      <w:t>2026-08-20</w:t>
       <w:br/>
       <w:br/>
     </w:r>

--- a/klagomål/A 9569-2026 FSC-klagomål.docx
+++ b/klagomål/A 9569-2026 FSC-klagomål.docx
@@ -754,7 +754,7 @@
     <w:r>
       <w:tab/>
       <w:tab/>
-      <w:t>2026-08-20</w:t>
+      <w:t>2026-08-21</w:t>
       <w:br/>
       <w:br/>
     </w:r>

--- a/klagomål/A 9569-2026 FSC-klagomål.docx
+++ b/klagomål/A 9569-2026 FSC-klagomål.docx
@@ -754,7 +754,7 @@
     <w:r>
       <w:tab/>
       <w:tab/>
-      <w:t>2026-08-21</w:t>
+      <w:t>2026-08-22</w:t>
       <w:br/>
       <w:br/>
     </w:r>

--- a/klagomål/A 9569-2026 FSC-klagomål.docx
+++ b/klagomål/A 9569-2026 FSC-klagomål.docx
@@ -754,7 +754,7 @@
     <w:r>
       <w:tab/>
       <w:tab/>
-      <w:t>2026-08-22</w:t>
+      <w:t>2026-08-23</w:t>
       <w:br/>
       <w:br/>
     </w:r>

--- a/klagomål/A 9569-2026 FSC-klagomål.docx
+++ b/klagomål/A 9569-2026 FSC-klagomål.docx
@@ -754,7 +754,7 @@
     <w:r>
       <w:tab/>
       <w:tab/>
-      <w:t>2026-08-23</w:t>
+      <w:t>2026-08-24</w:t>
       <w:br/>
       <w:br/>
     </w:r>

--- a/klagomål/A 9569-2026 FSC-klagomål.docx
+++ b/klagomål/A 9569-2026 FSC-klagomål.docx
@@ -754,7 +754,7 @@
     <w:r>
       <w:tab/>
       <w:tab/>
-      <w:t>2026-08-24</w:t>
+      <w:t>2026-08-25</w:t>
       <w:br/>
       <w:br/>
     </w:r>

--- a/klagomål/A 9569-2026 FSC-klagomål.docx
+++ b/klagomål/A 9569-2026 FSC-klagomål.docx
@@ -754,7 +754,7 @@
     <w:r>
       <w:tab/>
       <w:tab/>
-      <w:t>2026-08-25</w:t>
+      <w:t>2026-08-26</w:t>
       <w:br/>
       <w:br/>
     </w:r>

--- a/klagomål/A 9569-2026 FSC-klagomål.docx
+++ b/klagomål/A 9569-2026 FSC-klagomål.docx
@@ -754,7 +754,7 @@
     <w:r>
       <w:tab/>
       <w:tab/>
-      <w:t>2026-08-26</w:t>
+      <w:t>2026-08-27</w:t>
       <w:br/>
       <w:br/>
     </w:r>

--- a/klagomål/A 9569-2026 FSC-klagomål.docx
+++ b/klagomål/A 9569-2026 FSC-klagomål.docx
@@ -754,7 +754,7 @@
     <w:r>
       <w:tab/>
       <w:tab/>
-      <w:t>2026-08-27</w:t>
+      <w:t>2026-08-28</w:t>
       <w:br/>
       <w:br/>
     </w:r>

--- a/klagomål/A 9569-2026 FSC-klagomål.docx
+++ b/klagomål/A 9569-2026 FSC-klagomål.docx
@@ -754,7 +754,7 @@
     <w:r>
       <w:tab/>
       <w:tab/>
-      <w:t>2026-08-28</w:t>
+      <w:t>2026-08-29</w:t>
       <w:br/>
       <w:br/>
     </w:r>

--- a/klagomål/A 9569-2026 FSC-klagomål.docx
+++ b/klagomål/A 9569-2026 FSC-klagomål.docx
@@ -754,7 +754,7 @@
     <w:r>
       <w:tab/>
       <w:tab/>
-      <w:t>2026-08-29</w:t>
+      <w:t>2026-08-31</w:t>
       <w:br/>
       <w:br/>
     </w:r>

--- a/klagomål/A 9569-2026 FSC-klagomål.docx
+++ b/klagomål/A 9569-2026 FSC-klagomål.docx
@@ -754,7 +754,7 @@
     <w:r>
       <w:tab/>
       <w:tab/>
-      <w:t>2026-08-31</w:t>
+      <w:t>2026-09-01</w:t>
       <w:br/>
       <w:br/>
     </w:r>

--- a/klagomål/A 9569-2026 FSC-klagomål.docx
+++ b/klagomål/A 9569-2026 FSC-klagomål.docx
@@ -754,7 +754,7 @@
     <w:r>
       <w:tab/>
       <w:tab/>
-      <w:t>2026-09-01</w:t>
+      <w:t>2026-09-02</w:t>
       <w:br/>
       <w:br/>
     </w:r>

--- a/klagomål/A 9569-2026 FSC-klagomål.docx
+++ b/klagomål/A 9569-2026 FSC-klagomål.docx
@@ -754,7 +754,7 @@
     <w:r>
       <w:tab/>
       <w:tab/>
-      <w:t>2026-09-02</w:t>
+      <w:t>2026-09-03</w:t>
       <w:br/>
       <w:br/>
     </w:r>

--- a/klagomål/A 9569-2026 FSC-klagomål.docx
+++ b/klagomål/A 9569-2026 FSC-klagomål.docx
@@ -754,7 +754,7 @@
     <w:r>
       <w:tab/>
       <w:tab/>
-      <w:t>2026-09-03</w:t>
+      <w:t>2026-09-04</w:t>
       <w:br/>
       <w:br/>
     </w:r>

--- a/klagomål/A 9569-2026 FSC-klagomål.docx
+++ b/klagomål/A 9569-2026 FSC-klagomål.docx
@@ -754,7 +754,7 @@
     <w:r>
       <w:tab/>
       <w:tab/>
-      <w:t>2026-09-04</w:t>
+      <w:t>2026-09-05</w:t>
       <w:br/>
       <w:br/>
     </w:r>

--- a/klagomål/A 9569-2026 FSC-klagomål.docx
+++ b/klagomål/A 9569-2026 FSC-klagomål.docx
@@ -754,7 +754,7 @@
     <w:r>
       <w:tab/>
       <w:tab/>
-      <w:t>2026-09-05</w:t>
+      <w:t>2026-09-06</w:t>
       <w:br/>
       <w:br/>
     </w:r>

--- a/klagomål/A 9569-2026 FSC-klagomål.docx
+++ b/klagomål/A 9569-2026 FSC-klagomål.docx
@@ -754,7 +754,7 @@
     <w:r>
       <w:tab/>
       <w:tab/>
-      <w:t>2026-09-06</w:t>
+      <w:t>2026-09-07</w:t>
       <w:br/>
       <w:br/>
     </w:r>

--- a/klagomål/A 9569-2026 FSC-klagomål.docx
+++ b/klagomål/A 9569-2026 FSC-klagomål.docx
@@ -754,7 +754,7 @@
     <w:r>
       <w:tab/>
       <w:tab/>
-      <w:t>2026-09-07</w:t>
+      <w:t>2026-09-08</w:t>
       <w:br/>
       <w:br/>
     </w:r>

--- a/klagomål/A 9569-2026 FSC-klagomål.docx
+++ b/klagomål/A 9569-2026 FSC-klagomål.docx
@@ -754,7 +754,7 @@
     <w:r>
       <w:tab/>
       <w:tab/>
-      <w:t>2026-09-08</w:t>
+      <w:t>2026-09-09</w:t>
       <w:br/>
       <w:br/>
     </w:r>

--- a/klagomål/A 9569-2026 FSC-klagomål.docx
+++ b/klagomål/A 9569-2026 FSC-klagomål.docx
@@ -754,7 +754,7 @@
     <w:r>
       <w:tab/>
       <w:tab/>
-      <w:t>2026-09-09</w:t>
+      <w:t>2026-09-10</w:t>
       <w:br/>
       <w:br/>
     </w:r>

--- a/klagomål/A 9569-2026 FSC-klagomål.docx
+++ b/klagomål/A 9569-2026 FSC-klagomål.docx
@@ -754,7 +754,7 @@
     <w:r>
       <w:tab/>
       <w:tab/>
-      <w:t>2026-09-10</w:t>
+      <w:t>2026-09-11</w:t>
       <w:br/>
       <w:br/>
     </w:r>

--- a/klagomål/A 9569-2026 FSC-klagomål.docx
+++ b/klagomål/A 9569-2026 FSC-klagomål.docx
@@ -754,7 +754,7 @@
     <w:r>
       <w:tab/>
       <w:tab/>
-      <w:t>2026-09-11</w:t>
+      <w:t>2026-09-12</w:t>
       <w:br/>
       <w:br/>
     </w:r>
